--- a/second_week/강원도.docx
+++ b/second_week/강원도.docx
@@ -3,6 +3,12 @@
 <w:document xmlns:wpc="http://schemas.microsoft.com/office/word/2010/wordprocessingCanvas" xmlns:cx="http://schemas.microsoft.com/office/drawing/2014/chartex" xmlns:cx1="http://schemas.microsoft.com/office/drawing/2015/9/8/chartex" xmlns:cx2="http://schemas.microsoft.com/office/drawing/2015/10/21/chartex" xmlns:cx3="http://schemas.microsoft.com/office/drawing/2016/5/9/chartex" xmlns:cx4="http://schemas.microsoft.com/office/drawing/2016/5/10/chartex" xmlns:cx5="http://schemas.microsoft.com/office/drawing/2016/5/11/chartex" xmlns:cx6="http://schemas.microsoft.com/office/drawing/2016/5/12/chartex" xmlns:cx7="http://schemas.microsoft.com/office/drawing/2016/5/13/chartex" xmlns:cx8="http://schemas.microsoft.com/office/drawing/2016/5/14/chartex" xmlns:mc="http://schemas.openxmlformats.org/markup-compatibility/2006" xmlns:aink="http://schemas.microsoft.com/office/drawing/2016/ink" xmlns:am3d="http://schemas.microsoft.com/office/drawing/2017/model3d" xmlns:o="urn:schemas-microsoft-com:office:office" xmlns:oel="http://schemas.microsoft.com/office/2019/extlst" xmlns:r="http://schemas.openxmlformats.org/officeDocument/2006/relationships" xmlns:m="http://schemas.openxmlformats.org/officeDocument/2006/math" xmlns:v="urn:schemas-microsoft-com:vml" xmlns:wp14="http://schemas.microsoft.com/office/word/2010/wordprocessingDrawing" xmlns:wp="http://schemas.openxmlformats.org/drawingml/2006/wordprocessingDrawing" xmlns:w10="urn:schemas-microsoft-com:office:word" xmlns:w="http://schemas.openxmlformats.org/wordprocessingml/2006/main" xmlns:w14="http://schemas.microsoft.com/office/word/2010/wordml" xmlns:w15="http://schemas.microsoft.com/office/word/2012/wordml" xmlns:w16cex="http://schemas.microsoft.com/office/word/2018/wordml/cex" xmlns:w16cid="http://schemas.microsoft.com/office/word/2016/wordml/cid" xmlns:w16="http://schemas.microsoft.com/office/word/2018/wordml" xmlns:w16du="http://schemas.microsoft.com/office/word/2023/wordml/word16du" xmlns:w16sdtdh="http://schemas.microsoft.com/office/word/2020/wordml/sdtdatahash" xmlns:w16sdtfl="http://schemas.microsoft.com/office/word/2024/wordml/sdtformatlock" xmlns:w16se="http://schemas.microsoft.com/office/word/2015/wordml/symex" xmlns:wpg="http://schemas.microsoft.com/office/word/2010/wordprocessingGroup" xmlns:wpi="http://schemas.microsoft.com/office/word/2010/wordprocessingInk" xmlns:wne="http://schemas.microsoft.com/office/word/2006/wordml" xmlns:wps="http://schemas.microsoft.com/office/word/2010/wordprocessingShape" mc:Ignorable="w14 w15 w16se w16cid w16 w16cex w16sdtdh w16sdtfl w16du wp14">
   <w:body>
     <w:p>
+      <w:pPr>
+        <w:rPr>
+          <w:b/>
+          <w:bCs/>
+        </w:rPr>
+      </w:pPr>
       <w:r>
         <w:rPr>
           <w:noProof/>
@@ -78,6 +84,9 @@
         </mc:AlternateContent>
       </w:r>
       <w:r>
+        <w:rPr>
+          <w:noProof/>
+        </w:rPr>
         <w:drawing>
           <wp:inline distT="0" distB="0" distL="0" distR="0" wp14:anchorId="34B65E3F" wp14:editId="7DAAEC0B">
             <wp:extent cx="5731510" cy="4818380"/>
@@ -182,6 +191,176 @@
           </mc:Fallback>
         </mc:AlternateContent>
       </w:r>
+      <w:r>
+        <w:rPr>
+          <w:b/>
+          <w:bCs/>
+        </w:rPr>
+        <w:t>https://www.localdata.go.kr/devcenter/dataDown.do?menuNo=20001</w:t>
+      </w:r>
+      <w:r>
+        <w:rPr>
+          <w:rFonts w:hint="eastAsia"/>
+          <w:b/>
+          <w:bCs/>
+        </w:rPr>
+        <w:t xml:space="preserve"> 여기서 가져와서 진행하고 있고 </w:t>
+      </w:r>
+    </w:p>
+    <w:p>
+      <w:pPr>
+        <w:rPr>
+          <w:b/>
+          <w:bCs/>
+        </w:rPr>
+      </w:pPr>
+      <w:r>
+        <w:rPr>
+          <w:rFonts w:hint="eastAsia"/>
+          <w:b/>
+          <w:bCs/>
+        </w:rPr>
+        <w:t xml:space="preserve">여기서 나온 자료로 총 195개를 토대로 </w:t>
+      </w:r>
+      <w:r>
+        <w:rPr>
+          <w:noProof/>
+        </w:rPr>
+        <w:drawing>
+          <wp:inline distT="0" distB="0" distL="0" distR="0" wp14:anchorId="0263163A" wp14:editId="2E584EFE">
+            <wp:extent cx="4572000" cy="2743200"/>
+            <wp:effectExtent l="0" t="0" r="0" b="0"/>
+            <wp:docPr id="1250724190" name="차트 1">
+              <a:extLst xmlns:a="http://schemas.openxmlformats.org/drawingml/2006/main">
+                <a:ext uri="{FF2B5EF4-FFF2-40B4-BE49-F238E27FC236}">
+                  <a16:creationId xmlns:a16="http://schemas.microsoft.com/office/drawing/2014/main" id="{F757076D-A823-D848-873F-F3AEA917BF49}"/>
+                </a:ext>
+              </a:extLst>
+            </wp:docPr>
+            <wp:cNvGraphicFramePr/>
+            <a:graphic xmlns:a="http://schemas.openxmlformats.org/drawingml/2006/main">
+              <a:graphicData uri="http://schemas.openxmlformats.org/drawingml/2006/chart">
+                <c:chart xmlns:c="http://schemas.openxmlformats.org/drawingml/2006/chart" xmlns:r="http://schemas.openxmlformats.org/officeDocument/2006/relationships" r:id="rId5"/>
+              </a:graphicData>
+            </a:graphic>
+          </wp:inline>
+        </w:drawing>
+      </w:r>
+      <w:r>
+        <w:rPr>
+          <w:rFonts w:hint="eastAsia"/>
+          <w:b/>
+          <w:bCs/>
+        </w:rPr>
+        <w:t xml:space="preserve"> </w:t>
+      </w:r>
+    </w:p>
+    <w:p>
+      <w:pPr>
+        <w:rPr>
+          <w:b/>
+          <w:bCs/>
+        </w:rPr>
+      </w:pPr>
+      <w:r>
+        <w:rPr>
+          <w:rFonts w:hint="eastAsia"/>
+          <w:b/>
+          <w:bCs/>
+        </w:rPr>
+        <w:lastRenderedPageBreak/>
+        <w:t>이런식으로 표현해서 제일 사업 현황 TOP10만 따로 뽑아서 데이터 분석을 진행하였다.</w:t>
+      </w:r>
+    </w:p>
+    <w:p>
+      <w:pPr>
+        <w:rPr>
+          <w:b/>
+          <w:bCs/>
+        </w:rPr>
+      </w:pPr>
+      <w:r>
+        <w:rPr>
+          <w:rFonts w:hint="eastAsia"/>
+          <w:b/>
+          <w:bCs/>
+        </w:rPr>
+        <w:t>먼저</w:t>
+      </w:r>
+    </w:p>
+    <w:p>
+      <w:pPr>
+        <w:rPr>
+          <w:b/>
+          <w:bCs/>
+        </w:rPr>
+      </w:pPr>
+      <w:r>
+        <w:rPr>
+          <w:rFonts w:hint="eastAsia"/>
+          <w:b/>
+          <w:bCs/>
+        </w:rPr>
+        <w:t xml:space="preserve">일반음식점 같은 경우에는 </w:t>
+      </w:r>
+    </w:p>
+    <w:p>
+      <w:r>
+        <w:drawing>
+          <wp:inline distT="0" distB="0" distL="0" distR="0" wp14:anchorId="43A65AD1" wp14:editId="52CEAECA">
+            <wp:extent cx="4848225" cy="4791075"/>
+            <wp:effectExtent l="0" t="0" r="9525" b="9525"/>
+            <wp:docPr id="953060760" name="그림 1" descr="텍스트, 스크린샷, 도표, 폰트이(가) 표시된 사진&#10;&#10;AI 생성 콘텐츠는 정확하지 않을 수 있습니다."/>
+            <wp:cNvGraphicFramePr>
+              <a:graphicFrameLocks xmlns:a="http://schemas.openxmlformats.org/drawingml/2006/main" noChangeAspect="1"/>
+            </wp:cNvGraphicFramePr>
+            <a:graphic xmlns:a="http://schemas.openxmlformats.org/drawingml/2006/main">
+              <a:graphicData uri="http://schemas.openxmlformats.org/drawingml/2006/picture">
+                <pic:pic xmlns:pic="http://schemas.openxmlformats.org/drawingml/2006/picture">
+                  <pic:nvPicPr>
+                    <pic:cNvPr id="953060760" name="그림 1" descr="텍스트, 스크린샷, 도표, 폰트이(가) 표시된 사진&#10;&#10;AI 생성 콘텐츠는 정확하지 않을 수 있습니다."/>
+                    <pic:cNvPicPr/>
+                  </pic:nvPicPr>
+                  <pic:blipFill>
+                    <a:blip r:embed="rId6"/>
+                    <a:stretch>
+                      <a:fillRect/>
+                    </a:stretch>
+                  </pic:blipFill>
+                  <pic:spPr>
+                    <a:xfrm>
+                      <a:off x="0" y="0"/>
+                      <a:ext cx="4848225" cy="4791075"/>
+                    </a:xfrm>
+                    <a:prstGeom prst="rect">
+                      <a:avLst/>
+                    </a:prstGeom>
+                  </pic:spPr>
+                </pic:pic>
+              </a:graphicData>
+            </a:graphic>
+          </wp:inline>
+        </w:drawing>
+      </w:r>
+      <w:r>
+        <w:rPr>
+          <w:rFonts w:hint="eastAsia"/>
+        </w:rPr>
+        <w:t xml:space="preserve"> 이런식으로 </w:t>
+      </w:r>
+      <w:r>
+        <w:t>['번호', '개방서비스명', '개방서비스아이디', '개방자치단체코드', '관리번호', '인허가일자', '인허가취소일자', '영업상태구분코드', '영업상태명', '상세영업상태코드', '상세영업상태명', '폐업일자', '휴업시작일자', '휴업종료일자', '재개업일자', '소재지전화', '소재지면적', '소재지우편번호', '소재지전체주소', '도로명전체주소', '도로명우편번호', '사업장명', '최종수정시점', '데이터갱신구분', '데이터갱신일자',</w:t>
+      </w:r>
+    </w:p>
+    <w:p>
+      <w:r>
+        <w:t>...</w:t>
+      </w:r>
+    </w:p>
+    <w:p>
+      <w:r>
+        <w:t>'시설총규모', '전통업소지정번호', '전통업소주된음식', '홈페이지', 'Unnamed: 47']</w:t>
+      </w:r>
     </w:p>
     <w:p>
       <w:pPr>
@@ -189,6 +368,14 @@
           <w:rFonts w:hint="eastAsia"/>
         </w:rPr>
       </w:pPr>
+      <w:r>
+        <w:rPr>
+          <w:rFonts w:hint="eastAsia"/>
+          <w:i/>
+          <w:iCs/>
+        </w:rPr>
+        <w:t>총 47개의 컬럼들중 중요한 컬럼을 몇 개 선정해서 진행을 하였다. 총 98964개의 row개수중 폐엄일자가 존재하는 값들이 총 67209개라서 이에 대해 파이그래프로 표현해 엄청난 폐업률을 보여주고 있다는 사실을 알 수 있다.</w:t>
+      </w:r>
     </w:p>
     <w:sectPr>
       <w:pgSz w:w="11906" w:h="16838"/>
@@ -807,7 +994,6 @@
   <w:style w:type="character" w:default="1" w:styleId="a0">
     <w:name w:val="Default Paragraph Font"/>
     <w:uiPriority w:val="1"/>
-    <w:semiHidden/>
     <w:unhideWhenUsed/>
   </w:style>
   <w:style w:type="table" w:default="1" w:styleId="a1">
@@ -1116,7 +1302,901 @@
       <w:spacing w:val="5"/>
     </w:rPr>
   </w:style>
+  <w:style w:type="character" w:styleId="aa">
+    <w:name w:val="Hyperlink"/>
+    <w:basedOn w:val="a0"/>
+    <w:uiPriority w:val="99"/>
+    <w:unhideWhenUsed/>
+    <w:rsid w:val="002F13C6"/>
+    <w:rPr>
+      <w:color w:val="467886" w:themeColor="hyperlink"/>
+      <w:u w:val="single"/>
+    </w:rPr>
+  </w:style>
+  <w:style w:type="character" w:styleId="ab">
+    <w:name w:val="Unresolved Mention"/>
+    <w:basedOn w:val="a0"/>
+    <w:uiPriority w:val="99"/>
+    <w:semiHidden/>
+    <w:unhideWhenUsed/>
+    <w:rsid w:val="002F13C6"/>
+    <w:rPr>
+      <w:color w:val="605E5C"/>
+      <w:shd w:val="clear" w:color="auto" w:fill="E1DFDD"/>
+    </w:rPr>
+  </w:style>
 </w:styles>
+</file>
+
+<file path=word/charts/chart1.xml><?xml version="1.0" encoding="utf-8"?>
+<c:chartSpace xmlns:c="http://schemas.openxmlformats.org/drawingml/2006/chart" xmlns:a="http://schemas.openxmlformats.org/drawingml/2006/main" xmlns:r="http://schemas.openxmlformats.org/officeDocument/2006/relationships" xmlns:c16r2="http://schemas.microsoft.com/office/drawing/2015/06/chart">
+  <c:date1904 val="0"/>
+  <c:lang val="ko-KR"/>
+  <c:roundedCorners val="0"/>
+  <mc:AlternateContent xmlns:mc="http://schemas.openxmlformats.org/markup-compatibility/2006">
+    <mc:Choice xmlns:c14="http://schemas.microsoft.com/office/drawing/2007/8/2/chart" Requires="c14">
+      <c14:style val="102"/>
+    </mc:Choice>
+    <mc:Fallback>
+      <c:style val="2"/>
+    </mc:Fallback>
+  </mc:AlternateContent>
+  <c:chart>
+    <c:title>
+      <c:overlay val="0"/>
+      <c:spPr>
+        <a:noFill/>
+        <a:ln>
+          <a:noFill/>
+        </a:ln>
+        <a:effectLst/>
+      </c:spPr>
+      <c:txPr>
+        <a:bodyPr rot="0" spcFirstLastPara="1" vertOverflow="ellipsis" vert="horz" wrap="square" anchor="ctr" anchorCtr="1"/>
+        <a:lstStyle/>
+        <a:p>
+          <a:pPr>
+            <a:defRPr sz="1400" b="0" i="0" u="none" strike="noStrike" kern="1200" spc="0" baseline="0">
+              <a:solidFill>
+                <a:schemeClr val="tx1">
+                  <a:lumMod val="65000"/>
+                  <a:lumOff val="35000"/>
+                </a:schemeClr>
+              </a:solidFill>
+              <a:latin typeface="+mn-lt"/>
+              <a:ea typeface="+mn-ea"/>
+              <a:cs typeface="+mn-cs"/>
+            </a:defRPr>
+          </a:pPr>
+          <a:endParaRPr lang="ko-KR"/>
+        </a:p>
+      </c:txPr>
+    </c:title>
+    <c:autoTitleDeleted val="0"/>
+    <c:plotArea>
+      <c:layout/>
+      <c:barChart>
+        <c:barDir val="col"/>
+        <c:grouping val="clustered"/>
+        <c:varyColors val="0"/>
+        <c:ser>
+          <c:idx val="0"/>
+          <c:order val="0"/>
+          <c:tx>
+            <c:strRef>
+              <c:f>Sheet1!$C$1</c:f>
+              <c:strCache>
+                <c:ptCount val="1"/>
+                <c:pt idx="0">
+                  <c:v>사업현황</c:v>
+                </c:pt>
+              </c:strCache>
+            </c:strRef>
+          </c:tx>
+          <c:spPr>
+            <a:solidFill>
+              <a:schemeClr val="accent1"/>
+            </a:solidFill>
+            <a:ln>
+              <a:noFill/>
+            </a:ln>
+            <a:effectLst/>
+          </c:spPr>
+          <c:invertIfNegative val="0"/>
+          <c:cat>
+            <c:strRef>
+              <c:f>Sheet1!$B$2:$B$11</c:f>
+              <c:strCache>
+                <c:ptCount val="10"/>
+                <c:pt idx="0">
+                  <c:v>일반음식점</c:v>
+                </c:pt>
+                <c:pt idx="1">
+                  <c:v>통신판매업</c:v>
+                </c:pt>
+                <c:pt idx="2">
+                  <c:v>담배소매업</c:v>
+                </c:pt>
+                <c:pt idx="3">
+                  <c:v>즉석판매제조가공업</c:v>
+                </c:pt>
+                <c:pt idx="4">
+                  <c:v>휴게음식점</c:v>
+                </c:pt>
+                <c:pt idx="5">
+                  <c:v>가축사육업</c:v>
+                </c:pt>
+                <c:pt idx="6">
+                  <c:v>미용업</c:v>
+                </c:pt>
+                <c:pt idx="7">
+                  <c:v>건강기능식품일반판매업</c:v>
+                </c:pt>
+                <c:pt idx="8">
+                  <c:v>농어촌민박업</c:v>
+                </c:pt>
+                <c:pt idx="9">
+                  <c:v>식품자동판매기업</c:v>
+                </c:pt>
+              </c:strCache>
+            </c:strRef>
+          </c:cat>
+          <c:val>
+            <c:numRef>
+              <c:f>Sheet1!$C$2:$C$11</c:f>
+              <c:numCache>
+                <c:formatCode>General</c:formatCode>
+                <c:ptCount val="10"/>
+                <c:pt idx="0">
+                  <c:v>98965</c:v>
+                </c:pt>
+                <c:pt idx="1">
+                  <c:v>54073</c:v>
+                </c:pt>
+                <c:pt idx="2">
+                  <c:v>30703</c:v>
+                </c:pt>
+                <c:pt idx="3">
+                  <c:v>21597</c:v>
+                </c:pt>
+                <c:pt idx="4">
+                  <c:v>21178</c:v>
+                </c:pt>
+                <c:pt idx="5">
+                  <c:v>14891</c:v>
+                </c:pt>
+                <c:pt idx="6">
+                  <c:v>12328</c:v>
+                </c:pt>
+                <c:pt idx="7">
+                  <c:v>10173</c:v>
+                </c:pt>
+                <c:pt idx="8">
+                  <c:v>9678</c:v>
+                </c:pt>
+                <c:pt idx="9">
+                  <c:v>7254</c:v>
+                </c:pt>
+              </c:numCache>
+            </c:numRef>
+          </c:val>
+          <c:extLst>
+            <c:ext xmlns:c16="http://schemas.microsoft.com/office/drawing/2014/chart" uri="{C3380CC4-5D6E-409C-BE32-E72D297353CC}">
+              <c16:uniqueId val="{00000000-8FFF-4D5D-8E21-3966C17DEFB8}"/>
+            </c:ext>
+          </c:extLst>
+        </c:ser>
+        <c:dLbls>
+          <c:showLegendKey val="0"/>
+          <c:showVal val="0"/>
+          <c:showCatName val="0"/>
+          <c:showSerName val="0"/>
+          <c:showPercent val="0"/>
+          <c:showBubbleSize val="0"/>
+        </c:dLbls>
+        <c:gapWidth val="219"/>
+        <c:overlap val="-27"/>
+        <c:axId val="1344045968"/>
+        <c:axId val="1344047408"/>
+      </c:barChart>
+      <c:catAx>
+        <c:axId val="1344045968"/>
+        <c:scaling>
+          <c:orientation val="minMax"/>
+        </c:scaling>
+        <c:delete val="0"/>
+        <c:axPos val="b"/>
+        <c:numFmt formatCode="General" sourceLinked="1"/>
+        <c:majorTickMark val="none"/>
+        <c:minorTickMark val="none"/>
+        <c:tickLblPos val="nextTo"/>
+        <c:spPr>
+          <a:noFill/>
+          <a:ln w="9525" cap="flat" cmpd="sng" algn="ctr">
+            <a:solidFill>
+              <a:schemeClr val="tx1">
+                <a:lumMod val="15000"/>
+                <a:lumOff val="85000"/>
+              </a:schemeClr>
+            </a:solidFill>
+            <a:round/>
+          </a:ln>
+          <a:effectLst/>
+        </c:spPr>
+        <c:txPr>
+          <a:bodyPr rot="-60000000" spcFirstLastPara="1" vertOverflow="ellipsis" vert="horz" wrap="square" anchor="ctr" anchorCtr="1"/>
+          <a:lstStyle/>
+          <a:p>
+            <a:pPr>
+              <a:defRPr sz="900" b="0" i="0" u="none" strike="noStrike" kern="1200" baseline="0">
+                <a:solidFill>
+                  <a:schemeClr val="tx1">
+                    <a:lumMod val="65000"/>
+                    <a:lumOff val="35000"/>
+                  </a:schemeClr>
+                </a:solidFill>
+                <a:latin typeface="+mn-lt"/>
+                <a:ea typeface="+mn-ea"/>
+                <a:cs typeface="+mn-cs"/>
+              </a:defRPr>
+            </a:pPr>
+            <a:endParaRPr lang="ko-KR"/>
+          </a:p>
+        </c:txPr>
+        <c:crossAx val="1344047408"/>
+        <c:crosses val="autoZero"/>
+        <c:auto val="1"/>
+        <c:lblAlgn val="ctr"/>
+        <c:lblOffset val="100"/>
+        <c:noMultiLvlLbl val="0"/>
+      </c:catAx>
+      <c:valAx>
+        <c:axId val="1344047408"/>
+        <c:scaling>
+          <c:orientation val="minMax"/>
+        </c:scaling>
+        <c:delete val="0"/>
+        <c:axPos val="l"/>
+        <c:majorGridlines>
+          <c:spPr>
+            <a:ln w="9525" cap="flat" cmpd="sng" algn="ctr">
+              <a:solidFill>
+                <a:schemeClr val="tx1">
+                  <a:lumMod val="15000"/>
+                  <a:lumOff val="85000"/>
+                </a:schemeClr>
+              </a:solidFill>
+              <a:round/>
+            </a:ln>
+            <a:effectLst/>
+          </c:spPr>
+        </c:majorGridlines>
+        <c:numFmt formatCode="General" sourceLinked="1"/>
+        <c:majorTickMark val="none"/>
+        <c:minorTickMark val="none"/>
+        <c:tickLblPos val="nextTo"/>
+        <c:spPr>
+          <a:noFill/>
+          <a:ln>
+            <a:noFill/>
+          </a:ln>
+          <a:effectLst/>
+        </c:spPr>
+        <c:txPr>
+          <a:bodyPr rot="-60000000" spcFirstLastPara="1" vertOverflow="ellipsis" vert="horz" wrap="square" anchor="ctr" anchorCtr="1"/>
+          <a:lstStyle/>
+          <a:p>
+            <a:pPr>
+              <a:defRPr sz="900" b="0" i="0" u="none" strike="noStrike" kern="1200" baseline="0">
+                <a:solidFill>
+                  <a:schemeClr val="tx1">
+                    <a:lumMod val="65000"/>
+                    <a:lumOff val="35000"/>
+                  </a:schemeClr>
+                </a:solidFill>
+                <a:latin typeface="+mn-lt"/>
+                <a:ea typeface="+mn-ea"/>
+                <a:cs typeface="+mn-cs"/>
+              </a:defRPr>
+            </a:pPr>
+            <a:endParaRPr lang="ko-KR"/>
+          </a:p>
+        </c:txPr>
+        <c:crossAx val="1344045968"/>
+        <c:crosses val="autoZero"/>
+        <c:crossBetween val="between"/>
+      </c:valAx>
+      <c:spPr>
+        <a:noFill/>
+        <a:ln>
+          <a:noFill/>
+        </a:ln>
+        <a:effectLst/>
+      </c:spPr>
+    </c:plotArea>
+    <c:plotVisOnly val="1"/>
+    <c:dispBlanksAs val="gap"/>
+    <c:showDLblsOverMax val="0"/>
+    <c:extLst>
+      <c:ext xmlns:c16r3="http://schemas.microsoft.com/office/drawing/2017/03/chart" uri="{56B9EC1D-385E-4148-901F-78D8002777C0}">
+        <c16r3:dataDisplayOptions16>
+          <c16r3:dispNaAsBlank val="1"/>
+        </c16r3:dataDisplayOptions16>
+      </c:ext>
+    </c:extLst>
+  </c:chart>
+  <c:spPr>
+    <a:solidFill>
+      <a:schemeClr val="bg1"/>
+    </a:solidFill>
+    <a:ln w="9525" cap="flat" cmpd="sng" algn="ctr">
+      <a:solidFill>
+        <a:schemeClr val="tx1">
+          <a:lumMod val="15000"/>
+          <a:lumOff val="85000"/>
+        </a:schemeClr>
+      </a:solidFill>
+      <a:round/>
+    </a:ln>
+    <a:effectLst/>
+  </c:spPr>
+  <c:txPr>
+    <a:bodyPr/>
+    <a:lstStyle/>
+    <a:p>
+      <a:pPr>
+        <a:defRPr/>
+      </a:pPr>
+      <a:endParaRPr lang="ko-KR"/>
+    </a:p>
+  </c:txPr>
+  <c:externalData r:id="rId3">
+    <c:autoUpdate val="0"/>
+  </c:externalData>
+</c:chartSpace>
+</file>
+
+<file path=word/charts/colors1.xml><?xml version="1.0" encoding="utf-8"?>
+<cs:colorStyle xmlns:cs="http://schemas.microsoft.com/office/drawing/2012/chartStyle" xmlns:a="http://schemas.openxmlformats.org/drawingml/2006/main" meth="cycle" id="10">
+  <a:schemeClr val="accent1"/>
+  <a:schemeClr val="accent2"/>
+  <a:schemeClr val="accent3"/>
+  <a:schemeClr val="accent4"/>
+  <a:schemeClr val="accent5"/>
+  <a:schemeClr val="accent6"/>
+  <cs:variation/>
+  <cs:variation>
+    <a:lumMod val="60000"/>
+  </cs:variation>
+  <cs:variation>
+    <a:lumMod val="80000"/>
+    <a:lumOff val="20000"/>
+  </cs:variation>
+  <cs:variation>
+    <a:lumMod val="80000"/>
+  </cs:variation>
+  <cs:variation>
+    <a:lumMod val="60000"/>
+    <a:lumOff val="40000"/>
+  </cs:variation>
+  <cs:variation>
+    <a:lumMod val="50000"/>
+  </cs:variation>
+  <cs:variation>
+    <a:lumMod val="70000"/>
+    <a:lumOff val="30000"/>
+  </cs:variation>
+  <cs:variation>
+    <a:lumMod val="70000"/>
+  </cs:variation>
+  <cs:variation>
+    <a:lumMod val="50000"/>
+    <a:lumOff val="50000"/>
+  </cs:variation>
+</cs:colorStyle>
+</file>
+
+<file path=word/charts/style1.xml><?xml version="1.0" encoding="utf-8"?>
+<cs:chartStyle xmlns:cs="http://schemas.microsoft.com/office/drawing/2012/chartStyle" xmlns:a="http://schemas.openxmlformats.org/drawingml/2006/main" id="201">
+  <cs:axisTitle>
+    <cs:lnRef idx="0"/>
+    <cs:fillRef idx="0"/>
+    <cs:effectRef idx="0"/>
+    <cs:fontRef idx="minor">
+      <a:schemeClr val="tx1">
+        <a:lumMod val="65000"/>
+        <a:lumOff val="35000"/>
+      </a:schemeClr>
+    </cs:fontRef>
+    <cs:defRPr sz="1000" kern="1200"/>
+  </cs:axisTitle>
+  <cs:categoryAxis>
+    <cs:lnRef idx="0"/>
+    <cs:fillRef idx="0"/>
+    <cs:effectRef idx="0"/>
+    <cs:fontRef idx="minor">
+      <a:schemeClr val="tx1">
+        <a:lumMod val="65000"/>
+        <a:lumOff val="35000"/>
+      </a:schemeClr>
+    </cs:fontRef>
+    <cs:spPr>
+      <a:ln w="9525" cap="flat" cmpd="sng" algn="ctr">
+        <a:solidFill>
+          <a:schemeClr val="tx1">
+            <a:lumMod val="15000"/>
+            <a:lumOff val="85000"/>
+          </a:schemeClr>
+        </a:solidFill>
+        <a:round/>
+      </a:ln>
+    </cs:spPr>
+    <cs:defRPr sz="900" kern="1200"/>
+  </cs:categoryAxis>
+  <cs:chartArea mods="allowNoFillOverride allowNoLineOverride">
+    <cs:lnRef idx="0"/>
+    <cs:fillRef idx="0"/>
+    <cs:effectRef idx="0"/>
+    <cs:fontRef idx="minor">
+      <a:schemeClr val="tx1"/>
+    </cs:fontRef>
+    <cs:spPr>
+      <a:solidFill>
+        <a:schemeClr val="bg1"/>
+      </a:solidFill>
+      <a:ln w="9525" cap="flat" cmpd="sng" algn="ctr">
+        <a:solidFill>
+          <a:schemeClr val="tx1">
+            <a:lumMod val="15000"/>
+            <a:lumOff val="85000"/>
+          </a:schemeClr>
+        </a:solidFill>
+        <a:round/>
+      </a:ln>
+    </cs:spPr>
+    <cs:defRPr sz="1000" kern="1200"/>
+  </cs:chartArea>
+  <cs:dataLabel>
+    <cs:lnRef idx="0"/>
+    <cs:fillRef idx="0"/>
+    <cs:effectRef idx="0"/>
+    <cs:fontRef idx="minor">
+      <a:schemeClr val="tx1">
+        <a:lumMod val="75000"/>
+        <a:lumOff val="25000"/>
+      </a:schemeClr>
+    </cs:fontRef>
+    <cs:defRPr sz="900" kern="1200"/>
+  </cs:dataLabel>
+  <cs:dataLabelCallout>
+    <cs:lnRef idx="0"/>
+    <cs:fillRef idx="0"/>
+    <cs:effectRef idx="0"/>
+    <cs:fontRef idx="minor">
+      <a:schemeClr val="dk1">
+        <a:lumMod val="65000"/>
+        <a:lumOff val="35000"/>
+      </a:schemeClr>
+    </cs:fontRef>
+    <cs:spPr>
+      <a:solidFill>
+        <a:schemeClr val="lt1"/>
+      </a:solidFill>
+      <a:ln>
+        <a:solidFill>
+          <a:schemeClr val="dk1">
+            <a:lumMod val="25000"/>
+            <a:lumOff val="75000"/>
+          </a:schemeClr>
+        </a:solidFill>
+      </a:ln>
+    </cs:spPr>
+    <cs:defRPr sz="900" kern="1200"/>
+    <cs:bodyPr rot="0" spcFirstLastPara="1" vertOverflow="clip" horzOverflow="clip" vert="horz" wrap="square" lIns="36576" tIns="18288" rIns="36576" bIns="18288" anchor="ctr" anchorCtr="1">
+      <a:spAutoFit/>
+    </cs:bodyPr>
+  </cs:dataLabelCallout>
+  <cs:dataPoint>
+    <cs:lnRef idx="0"/>
+    <cs:fillRef idx="1">
+      <cs:styleClr val="auto"/>
+    </cs:fillRef>
+    <cs:effectRef idx="0"/>
+    <cs:fontRef idx="minor">
+      <a:schemeClr val="tx1"/>
+    </cs:fontRef>
+  </cs:dataPoint>
+  <cs:dataPoint3D>
+    <cs:lnRef idx="0"/>
+    <cs:fillRef idx="1">
+      <cs:styleClr val="auto"/>
+    </cs:fillRef>
+    <cs:effectRef idx="0"/>
+    <cs:fontRef idx="minor">
+      <a:schemeClr val="tx1"/>
+    </cs:fontRef>
+  </cs:dataPoint3D>
+  <cs:dataPointLine>
+    <cs:lnRef idx="0">
+      <cs:styleClr val="auto"/>
+    </cs:lnRef>
+    <cs:fillRef idx="1"/>
+    <cs:effectRef idx="0"/>
+    <cs:fontRef idx="minor">
+      <a:schemeClr val="tx1"/>
+    </cs:fontRef>
+    <cs:spPr>
+      <a:ln w="28575" cap="rnd">
+        <a:solidFill>
+          <a:schemeClr val="phClr"/>
+        </a:solidFill>
+        <a:round/>
+      </a:ln>
+    </cs:spPr>
+  </cs:dataPointLine>
+  <cs:dataPointMarker>
+    <cs:lnRef idx="0">
+      <cs:styleClr val="auto"/>
+    </cs:lnRef>
+    <cs:fillRef idx="1">
+      <cs:styleClr val="auto"/>
+    </cs:fillRef>
+    <cs:effectRef idx="0"/>
+    <cs:fontRef idx="minor">
+      <a:schemeClr val="tx1"/>
+    </cs:fontRef>
+    <cs:spPr>
+      <a:ln w="9525">
+        <a:solidFill>
+          <a:schemeClr val="phClr"/>
+        </a:solidFill>
+      </a:ln>
+    </cs:spPr>
+  </cs:dataPointMarker>
+  <cs:dataPointMarkerLayout symbol="circle" size="5"/>
+  <cs:dataPointWireframe>
+    <cs:lnRef idx="0">
+      <cs:styleClr val="auto"/>
+    </cs:lnRef>
+    <cs:fillRef idx="1"/>
+    <cs:effectRef idx="0"/>
+    <cs:fontRef idx="minor">
+      <a:schemeClr val="tx1"/>
+    </cs:fontRef>
+    <cs:spPr>
+      <a:ln w="9525" cap="rnd">
+        <a:solidFill>
+          <a:schemeClr val="phClr"/>
+        </a:solidFill>
+        <a:round/>
+      </a:ln>
+    </cs:spPr>
+  </cs:dataPointWireframe>
+  <cs:dataTable>
+    <cs:lnRef idx="0"/>
+    <cs:fillRef idx="0"/>
+    <cs:effectRef idx="0"/>
+    <cs:fontRef idx="minor">
+      <a:schemeClr val="tx1">
+        <a:lumMod val="65000"/>
+        <a:lumOff val="35000"/>
+      </a:schemeClr>
+    </cs:fontRef>
+    <cs:spPr>
+      <a:noFill/>
+      <a:ln w="9525" cap="flat" cmpd="sng" algn="ctr">
+        <a:solidFill>
+          <a:schemeClr val="tx1">
+            <a:lumMod val="15000"/>
+            <a:lumOff val="85000"/>
+          </a:schemeClr>
+        </a:solidFill>
+        <a:round/>
+      </a:ln>
+    </cs:spPr>
+    <cs:defRPr sz="900" kern="1200"/>
+  </cs:dataTable>
+  <cs:downBar>
+    <cs:lnRef idx="0"/>
+    <cs:fillRef idx="0"/>
+    <cs:effectRef idx="0"/>
+    <cs:fontRef idx="minor">
+      <a:schemeClr val="dk1"/>
+    </cs:fontRef>
+    <cs:spPr>
+      <a:solidFill>
+        <a:schemeClr val="dk1">
+          <a:lumMod val="65000"/>
+          <a:lumOff val="35000"/>
+        </a:schemeClr>
+      </a:solidFill>
+      <a:ln w="9525">
+        <a:solidFill>
+          <a:schemeClr val="tx1">
+            <a:lumMod val="65000"/>
+            <a:lumOff val="35000"/>
+          </a:schemeClr>
+        </a:solidFill>
+      </a:ln>
+    </cs:spPr>
+  </cs:downBar>
+  <cs:dropLine>
+    <cs:lnRef idx="0"/>
+    <cs:fillRef idx="0"/>
+    <cs:effectRef idx="0"/>
+    <cs:fontRef idx="minor">
+      <a:schemeClr val="tx1"/>
+    </cs:fontRef>
+    <cs:spPr>
+      <a:ln w="9525" cap="flat" cmpd="sng" algn="ctr">
+        <a:solidFill>
+          <a:schemeClr val="tx1">
+            <a:lumMod val="35000"/>
+            <a:lumOff val="65000"/>
+          </a:schemeClr>
+        </a:solidFill>
+        <a:round/>
+      </a:ln>
+    </cs:spPr>
+  </cs:dropLine>
+  <cs:errorBar>
+    <cs:lnRef idx="0"/>
+    <cs:fillRef idx="0"/>
+    <cs:effectRef idx="0"/>
+    <cs:fontRef idx="minor">
+      <a:schemeClr val="tx1"/>
+    </cs:fontRef>
+    <cs:spPr>
+      <a:ln w="9525" cap="flat" cmpd="sng" algn="ctr">
+        <a:solidFill>
+          <a:schemeClr val="tx1">
+            <a:lumMod val="65000"/>
+            <a:lumOff val="35000"/>
+          </a:schemeClr>
+        </a:solidFill>
+        <a:round/>
+      </a:ln>
+    </cs:spPr>
+  </cs:errorBar>
+  <cs:floor>
+    <cs:lnRef idx="0"/>
+    <cs:fillRef idx="0"/>
+    <cs:effectRef idx="0"/>
+    <cs:fontRef idx="minor">
+      <a:schemeClr val="tx1"/>
+    </cs:fontRef>
+    <cs:spPr>
+      <a:noFill/>
+      <a:ln>
+        <a:noFill/>
+      </a:ln>
+    </cs:spPr>
+  </cs:floor>
+  <cs:gridlineMajor>
+    <cs:lnRef idx="0"/>
+    <cs:fillRef idx="0"/>
+    <cs:effectRef idx="0"/>
+    <cs:fontRef idx="minor">
+      <a:schemeClr val="tx1"/>
+    </cs:fontRef>
+    <cs:spPr>
+      <a:ln w="9525" cap="flat" cmpd="sng" algn="ctr">
+        <a:solidFill>
+          <a:schemeClr val="tx1">
+            <a:lumMod val="15000"/>
+            <a:lumOff val="85000"/>
+          </a:schemeClr>
+        </a:solidFill>
+        <a:round/>
+      </a:ln>
+    </cs:spPr>
+  </cs:gridlineMajor>
+  <cs:gridlineMinor>
+    <cs:lnRef idx="0"/>
+    <cs:fillRef idx="0"/>
+    <cs:effectRef idx="0"/>
+    <cs:fontRef idx="minor">
+      <a:schemeClr val="tx1"/>
+    </cs:fontRef>
+    <cs:spPr>
+      <a:ln w="9525" cap="flat" cmpd="sng" algn="ctr">
+        <a:solidFill>
+          <a:schemeClr val="tx1">
+            <a:lumMod val="5000"/>
+            <a:lumOff val="95000"/>
+          </a:schemeClr>
+        </a:solidFill>
+        <a:round/>
+      </a:ln>
+    </cs:spPr>
+  </cs:gridlineMinor>
+  <cs:hiLoLine>
+    <cs:lnRef idx="0"/>
+    <cs:fillRef idx="0"/>
+    <cs:effectRef idx="0"/>
+    <cs:fontRef idx="minor">
+      <a:schemeClr val="tx1"/>
+    </cs:fontRef>
+    <cs:spPr>
+      <a:ln w="9525" cap="flat" cmpd="sng" algn="ctr">
+        <a:solidFill>
+          <a:schemeClr val="tx1">
+            <a:lumMod val="75000"/>
+            <a:lumOff val="25000"/>
+          </a:schemeClr>
+        </a:solidFill>
+        <a:round/>
+      </a:ln>
+    </cs:spPr>
+  </cs:hiLoLine>
+  <cs:leaderLine>
+    <cs:lnRef idx="0"/>
+    <cs:fillRef idx="0"/>
+    <cs:effectRef idx="0"/>
+    <cs:fontRef idx="minor">
+      <a:schemeClr val="tx1"/>
+    </cs:fontRef>
+    <cs:spPr>
+      <a:ln w="9525" cap="flat" cmpd="sng" algn="ctr">
+        <a:solidFill>
+          <a:schemeClr val="tx1">
+            <a:lumMod val="35000"/>
+            <a:lumOff val="65000"/>
+          </a:schemeClr>
+        </a:solidFill>
+        <a:round/>
+      </a:ln>
+    </cs:spPr>
+  </cs:leaderLine>
+  <cs:legend>
+    <cs:lnRef idx="0"/>
+    <cs:fillRef idx="0"/>
+    <cs:effectRef idx="0"/>
+    <cs:fontRef idx="minor">
+      <a:schemeClr val="tx1">
+        <a:lumMod val="65000"/>
+        <a:lumOff val="35000"/>
+      </a:schemeClr>
+    </cs:fontRef>
+    <cs:defRPr sz="900" kern="1200"/>
+  </cs:legend>
+  <cs:plotArea mods="allowNoFillOverride allowNoLineOverride">
+    <cs:lnRef idx="0"/>
+    <cs:fillRef idx="0"/>
+    <cs:effectRef idx="0"/>
+    <cs:fontRef idx="minor">
+      <a:schemeClr val="tx1"/>
+    </cs:fontRef>
+  </cs:plotArea>
+  <cs:plotArea3D mods="allowNoFillOverride allowNoLineOverride">
+    <cs:lnRef idx="0"/>
+    <cs:fillRef idx="0"/>
+    <cs:effectRef idx="0"/>
+    <cs:fontRef idx="minor">
+      <a:schemeClr val="tx1"/>
+    </cs:fontRef>
+  </cs:plotArea3D>
+  <cs:seriesAxis>
+    <cs:lnRef idx="0"/>
+    <cs:fillRef idx="0"/>
+    <cs:effectRef idx="0"/>
+    <cs:fontRef idx="minor">
+      <a:schemeClr val="tx1">
+        <a:lumMod val="65000"/>
+        <a:lumOff val="35000"/>
+      </a:schemeClr>
+    </cs:fontRef>
+    <cs:defRPr sz="900" kern="1200"/>
+  </cs:seriesAxis>
+  <cs:seriesLine>
+    <cs:lnRef idx="0"/>
+    <cs:fillRef idx="0"/>
+    <cs:effectRef idx="0"/>
+    <cs:fontRef idx="minor">
+      <a:schemeClr val="tx1"/>
+    </cs:fontRef>
+    <cs:spPr>
+      <a:ln w="9525" cap="flat" cmpd="sng" algn="ctr">
+        <a:solidFill>
+          <a:schemeClr val="tx1">
+            <a:lumMod val="35000"/>
+            <a:lumOff val="65000"/>
+          </a:schemeClr>
+        </a:solidFill>
+        <a:round/>
+      </a:ln>
+    </cs:spPr>
+  </cs:seriesLine>
+  <cs:title>
+    <cs:lnRef idx="0"/>
+    <cs:fillRef idx="0"/>
+    <cs:effectRef idx="0"/>
+    <cs:fontRef idx="minor">
+      <a:schemeClr val="tx1">
+        <a:lumMod val="65000"/>
+        <a:lumOff val="35000"/>
+      </a:schemeClr>
+    </cs:fontRef>
+    <cs:defRPr sz="1400" b="0" kern="1200" spc="0" baseline="0"/>
+  </cs:title>
+  <cs:trendline>
+    <cs:lnRef idx="0">
+      <cs:styleClr val="auto"/>
+    </cs:lnRef>
+    <cs:fillRef idx="0"/>
+    <cs:effectRef idx="0"/>
+    <cs:fontRef idx="minor">
+      <a:schemeClr val="tx1"/>
+    </cs:fontRef>
+    <cs:spPr>
+      <a:ln w="19050" cap="rnd">
+        <a:solidFill>
+          <a:schemeClr val="phClr"/>
+        </a:solidFill>
+        <a:prstDash val="sysDot"/>
+      </a:ln>
+    </cs:spPr>
+  </cs:trendline>
+  <cs:trendlineLabel>
+    <cs:lnRef idx="0"/>
+    <cs:fillRef idx="0"/>
+    <cs:effectRef idx="0"/>
+    <cs:fontRef idx="minor">
+      <a:schemeClr val="tx1">
+        <a:lumMod val="65000"/>
+        <a:lumOff val="35000"/>
+      </a:schemeClr>
+    </cs:fontRef>
+    <cs:defRPr sz="900" kern="1200"/>
+  </cs:trendlineLabel>
+  <cs:upBar>
+    <cs:lnRef idx="0"/>
+    <cs:fillRef idx="0"/>
+    <cs:effectRef idx="0"/>
+    <cs:fontRef idx="minor">
+      <a:schemeClr val="dk1"/>
+    </cs:fontRef>
+    <cs:spPr>
+      <a:solidFill>
+        <a:schemeClr val="lt1"/>
+      </a:solidFill>
+      <a:ln w="9525">
+        <a:solidFill>
+          <a:schemeClr val="tx1">
+            <a:lumMod val="15000"/>
+            <a:lumOff val="85000"/>
+          </a:schemeClr>
+        </a:solidFill>
+      </a:ln>
+    </cs:spPr>
+  </cs:upBar>
+  <cs:valueAxis>
+    <cs:lnRef idx="0"/>
+    <cs:fillRef idx="0"/>
+    <cs:effectRef idx="0"/>
+    <cs:fontRef idx="minor">
+      <a:schemeClr val="tx1">
+        <a:lumMod val="65000"/>
+        <a:lumOff val="35000"/>
+      </a:schemeClr>
+    </cs:fontRef>
+    <cs:defRPr sz="900" kern="1200"/>
+  </cs:valueAxis>
+  <cs:wall>
+    <cs:lnRef idx="0"/>
+    <cs:fillRef idx="0"/>
+    <cs:effectRef idx="0"/>
+    <cs:fontRef idx="minor">
+      <a:schemeClr val="tx1"/>
+    </cs:fontRef>
+    <cs:spPr>
+      <a:noFill/>
+      <a:ln>
+        <a:noFill/>
+      </a:ln>
+    </cs:spPr>
+  </cs:wall>
+</cs:chartStyle>
 </file>
 
 <file path=word/theme/theme1.xml><?xml version="1.0" encoding="utf-8"?>

--- a/second_week/강원도.docx
+++ b/second_week/강원도.docx
@@ -103,7 +103,7 @@
                     <pic:cNvPicPr/>
                   </pic:nvPicPr>
                   <pic:blipFill>
-                    <a:blip r:embed="rId4"/>
+                    <a:blip r:embed="rId6"/>
                     <a:stretch>
                       <a:fillRect/>
                     </a:stretch>
@@ -240,7 +240,7 @@
             <wp:cNvGraphicFramePr/>
             <a:graphic xmlns:a="http://schemas.openxmlformats.org/drawingml/2006/main">
               <a:graphicData uri="http://schemas.openxmlformats.org/drawingml/2006/chart">
-                <c:chart xmlns:c="http://schemas.openxmlformats.org/drawingml/2006/chart" xmlns:r="http://schemas.openxmlformats.org/officeDocument/2006/relationships" r:id="rId5"/>
+                <c:chart xmlns:c="http://schemas.openxmlformats.org/drawingml/2006/chart" xmlns:r="http://schemas.openxmlformats.org/officeDocument/2006/relationships" r:id="rId7"/>
               </a:graphicData>
             </a:graphic>
           </wp:inline>
@@ -262,6 +262,7 @@
           <w:bCs/>
         </w:rPr>
       </w:pPr>
+      <w:proofErr w:type="spellStart"/>
       <w:r>
         <w:rPr>
           <w:rFonts w:hint="eastAsia"/>
@@ -269,23 +270,16 @@
           <w:bCs/>
         </w:rPr>
         <w:lastRenderedPageBreak/>
-        <w:t>이런식으로 표현해서 제일 사업 현황 TOP10만 따로 뽑아서 데이터 분석을 진행하였다.</w:t>
-      </w:r>
-    </w:p>
-    <w:p>
-      <w:pPr>
-        <w:rPr>
-          <w:b/>
-          <w:bCs/>
-        </w:rPr>
-      </w:pPr>
+        <w:t>이런식으로</w:t>
+      </w:r>
+      <w:proofErr w:type="spellEnd"/>
       <w:r>
         <w:rPr>
           <w:rFonts w:hint="eastAsia"/>
           <w:b/>
           <w:bCs/>
         </w:rPr>
-        <w:t>먼저</w:t>
+        <w:t xml:space="preserve"> 표현해서 제일 사업 현황 TOP10만 따로 뽑아서 데이터 분석을 진행하였다.</w:t>
       </w:r>
     </w:p>
     <w:p>
@@ -301,16 +295,32 @@
           <w:b/>
           <w:bCs/>
         </w:rPr>
+        <w:t>먼저</w:t>
+      </w:r>
+    </w:p>
+    <w:p>
+      <w:pPr>
+        <w:rPr>
+          <w:b/>
+          <w:bCs/>
+        </w:rPr>
+      </w:pPr>
+      <w:r>
+        <w:rPr>
+          <w:rFonts w:hint="eastAsia"/>
+          <w:b/>
+          <w:bCs/>
+        </w:rPr>
         <w:t xml:space="preserve">일반음식점 같은 경우에는 </w:t>
       </w:r>
     </w:p>
     <w:p>
       <w:r>
         <w:drawing>
-          <wp:inline distT="0" distB="0" distL="0" distR="0" wp14:anchorId="43A65AD1" wp14:editId="52CEAECA">
+          <wp:inline distT="0" distB="0" distL="0" distR="0" wp14:anchorId="3BC0DFAD" wp14:editId="7151CA95">
             <wp:extent cx="4848225" cy="4791075"/>
             <wp:effectExtent l="0" t="0" r="9525" b="9525"/>
-            <wp:docPr id="953060760" name="그림 1" descr="텍스트, 스크린샷, 도표, 폰트이(가) 표시된 사진&#10;&#10;AI 생성 콘텐츠는 정확하지 않을 수 있습니다."/>
+            <wp:docPr id="645753903" name="그림 1"/>
             <wp:cNvGraphicFramePr>
               <a:graphicFrameLocks xmlns:a="http://schemas.openxmlformats.org/drawingml/2006/main" noChangeAspect="1"/>
             </wp:cNvGraphicFramePr>
@@ -318,11 +328,11 @@
               <a:graphicData uri="http://schemas.openxmlformats.org/drawingml/2006/picture">
                 <pic:pic xmlns:pic="http://schemas.openxmlformats.org/drawingml/2006/picture">
                   <pic:nvPicPr>
-                    <pic:cNvPr id="953060760" name="그림 1" descr="텍스트, 스크린샷, 도표, 폰트이(가) 표시된 사진&#10;&#10;AI 생성 콘텐츠는 정확하지 않을 수 있습니다."/>
+                    <pic:cNvPr id="645753903" name=""/>
                     <pic:cNvPicPr/>
                   </pic:nvPicPr>
                   <pic:blipFill>
-                    <a:blip r:embed="rId6"/>
+                    <a:blip r:embed="rId8"/>
                     <a:stretch>
                       <a:fillRect/>
                     </a:stretch>
@@ -346,10 +356,64 @@
         <w:rPr>
           <w:rFonts w:hint="eastAsia"/>
         </w:rPr>
-        <w:t xml:space="preserve"> 이런식으로 </w:t>
-      </w:r>
-      <w:r>
-        <w:t>['번호', '개방서비스명', '개방서비스아이디', '개방자치단체코드', '관리번호', '인허가일자', '인허가취소일자', '영업상태구분코드', '영업상태명', '상세영업상태코드', '상세영업상태명', '폐업일자', '휴업시작일자', '휴업종료일자', '재개업일자', '소재지전화', '소재지면적', '소재지우편번호', '소재지전체주소', '도로명전체주소', '도로명우편번호', '사업장명', '최종수정시점', '데이터갱신구분', '데이터갱신일자',</w:t>
+        <w:t xml:space="preserve"> </w:t>
+      </w:r>
+      <w:proofErr w:type="spellStart"/>
+      <w:r>
+        <w:rPr>
+          <w:rFonts w:hint="eastAsia"/>
+        </w:rPr>
+        <w:t>이런식으로</w:t>
+      </w:r>
+      <w:proofErr w:type="spellEnd"/>
+      <w:r>
+        <w:rPr>
+          <w:rFonts w:hint="eastAsia"/>
+        </w:rPr>
+        <w:t xml:space="preserve"> </w:t>
+      </w:r>
+      <w:r>
+        <w:t>['번호', '개방서비스명', '</w:t>
+      </w:r>
+      <w:proofErr w:type="spellStart"/>
+      <w:r>
+        <w:t>개방서비스아이디</w:t>
+      </w:r>
+      <w:proofErr w:type="spellEnd"/>
+      <w:r>
+        <w:t>', '개방자치단체코드', '관리번호', '인허가일자', '인허가취소일자', '영업상태구분코드', '영업상태명', '상세영업상태코드', '상세영업상태명', '폐업일자', '휴업시작일자', '휴업종료일자', '재개업일자', '소재지전화', '소재지면적', '소재지우편번호', '소재지전체주소', '</w:t>
+      </w:r>
+      <w:proofErr w:type="spellStart"/>
+      <w:r>
+        <w:t>도로명전체주소</w:t>
+      </w:r>
+      <w:proofErr w:type="spellEnd"/>
+      <w:r>
+        <w:t>', '</w:t>
+      </w:r>
+      <w:proofErr w:type="spellStart"/>
+      <w:r>
+        <w:t>도로명우편번호</w:t>
+      </w:r>
+      <w:proofErr w:type="spellEnd"/>
+      <w:r>
+        <w:t>', '사업장명', '최종수정시점', '</w:t>
+      </w:r>
+      <w:proofErr w:type="spellStart"/>
+      <w:r>
+        <w:t>데이터갱신구분</w:t>
+      </w:r>
+      <w:proofErr w:type="spellEnd"/>
+      <w:r>
+        <w:t>', '</w:t>
+      </w:r>
+      <w:proofErr w:type="spellStart"/>
+      <w:r>
+        <w:t>데이터갱신일자</w:t>
+      </w:r>
+      <w:proofErr w:type="spellEnd"/>
+      <w:r>
+        <w:t>',</w:t>
       </w:r>
     </w:p>
     <w:p>
@@ -359,22 +423,2890 @@
     </w:p>
     <w:p>
       <w:r>
-        <w:t>'시설총규모', '전통업소지정번호', '전통업소주된음식', '홈페이지', 'Unnamed: 47']</w:t>
-      </w:r>
-    </w:p>
-    <w:p>
-      <w:pPr>
+        <w:t>'</w:t>
+      </w:r>
+      <w:proofErr w:type="spellStart"/>
+      <w:r>
+        <w:t>시설총규모</w:t>
+      </w:r>
+      <w:proofErr w:type="spellEnd"/>
+      <w:r>
+        <w:t>', '전통업소지정번호', '</w:t>
+      </w:r>
+      <w:proofErr w:type="spellStart"/>
+      <w:r>
+        <w:t>전통업소주된음식</w:t>
+      </w:r>
+      <w:proofErr w:type="spellEnd"/>
+      <w:r>
+        <w:t>', '홈페이지', 'Unnamed: 47']</w:t>
+      </w:r>
+    </w:p>
+    <w:p>
+      <w:pPr>
+        <w:rPr>
+          <w:i/>
+          <w:iCs/>
+        </w:rPr>
+      </w:pPr>
+      <w:r>
         <w:rPr>
           <w:rFonts w:hint="eastAsia"/>
-        </w:rPr>
-      </w:pPr>
+          <w:i/>
+          <w:iCs/>
+        </w:rPr>
+        <w:t xml:space="preserve">총 47개의 </w:t>
+      </w:r>
+      <w:proofErr w:type="spellStart"/>
       <w:r>
         <w:rPr>
           <w:rFonts w:hint="eastAsia"/>
           <w:i/>
           <w:iCs/>
         </w:rPr>
-        <w:t>총 47개의 컬럼들중 중요한 컬럼을 몇 개 선정해서 진행을 하였다. 총 98964개의 row개수중 폐엄일자가 존재하는 값들이 총 67209개라서 이에 대해 파이그래프로 표현해 엄청난 폐업률을 보여주고 있다는 사실을 알 수 있다.</w:t>
+        <w:t>컬럼들중</w:t>
+      </w:r>
+      <w:proofErr w:type="spellEnd"/>
+      <w:r>
+        <w:rPr>
+          <w:rFonts w:hint="eastAsia"/>
+          <w:i/>
+          <w:iCs/>
+        </w:rPr>
+        <w:t xml:space="preserve"> 중요한 컬럼을 몇 개 선정해서 진행을 하였다. 총 98964개의 row개수중 </w:t>
+      </w:r>
+      <w:proofErr w:type="spellStart"/>
+      <w:r>
+        <w:rPr>
+          <w:rFonts w:hint="eastAsia"/>
+          <w:i/>
+          <w:iCs/>
+        </w:rPr>
+        <w:t>폐엄일자가</w:t>
+      </w:r>
+      <w:proofErr w:type="spellEnd"/>
+      <w:r>
+        <w:rPr>
+          <w:rFonts w:hint="eastAsia"/>
+          <w:i/>
+          <w:iCs/>
+        </w:rPr>
+        <w:t xml:space="preserve"> 존재하는 값들이 총 67209개라서 이에 대해 파이그래프로 표현해 엄청난 </w:t>
+      </w:r>
+      <w:proofErr w:type="spellStart"/>
+      <w:r>
+        <w:rPr>
+          <w:rFonts w:hint="eastAsia"/>
+          <w:i/>
+          <w:iCs/>
+        </w:rPr>
+        <w:t>폐업률을</w:t>
+      </w:r>
+      <w:proofErr w:type="spellEnd"/>
+      <w:r>
+        <w:rPr>
+          <w:rFonts w:hint="eastAsia"/>
+          <w:i/>
+          <w:iCs/>
+        </w:rPr>
+        <w:t xml:space="preserve"> 보여주고 있다는 사실을 알 수 있다.</w:t>
+      </w:r>
+    </w:p>
+    <w:p>
+      <w:pPr>
+        <w:rPr>
+          <w:i/>
+          <w:iCs/>
+        </w:rPr>
+      </w:pPr>
+      <w:r>
+        <w:rPr>
+          <w:i/>
+          <w:iCs/>
+        </w:rPr>
+        <w:lastRenderedPageBreak/>
+        <w:t>---</w:t>
+      </w:r>
+      <w:proofErr w:type="gramStart"/>
+      <w:r>
+        <w:rPr>
+          <w:i/>
+          <w:iCs/>
+        </w:rPr>
+        <w:t xml:space="preserve">  ------           -------------- </w:t>
+      </w:r>
+      <w:proofErr w:type="gramEnd"/>
+      <w:r>
+        <w:rPr>
+          <w:i/>
+          <w:iCs/>
+        </w:rPr>
+        <w:t xml:space="preserve"> -----</w:t>
+      </w:r>
+    </w:p>
+    <w:p>
+      <w:pPr>
+        <w:rPr>
+          <w:i/>
+          <w:iCs/>
+        </w:rPr>
+      </w:pPr>
+      <w:r>
+        <w:rPr>
+          <w:i/>
+          <w:iCs/>
+        </w:rPr>
+        <w:t xml:space="preserve"> 0   번호               54073 non-</w:t>
+      </w:r>
+      <w:proofErr w:type="gramStart"/>
+      <w:r>
+        <w:rPr>
+          <w:i/>
+          <w:iCs/>
+        </w:rPr>
+        <w:t>null  int</w:t>
+      </w:r>
+      <w:proofErr w:type="gramEnd"/>
+      <w:r>
+        <w:rPr>
+          <w:i/>
+          <w:iCs/>
+        </w:rPr>
+        <w:t>64</w:t>
+      </w:r>
+    </w:p>
+    <w:p>
+      <w:pPr>
+        <w:rPr>
+          <w:i/>
+          <w:iCs/>
+        </w:rPr>
+      </w:pPr>
+      <w:r>
+        <w:rPr>
+          <w:i/>
+          <w:iCs/>
+        </w:rPr>
+        <w:t xml:space="preserve"> 1   개방서비스명           54073 non-</w:t>
+      </w:r>
+      <w:proofErr w:type="gramStart"/>
+      <w:r>
+        <w:rPr>
+          <w:i/>
+          <w:iCs/>
+        </w:rPr>
+        <w:t>null  object</w:t>
+      </w:r>
+      <w:proofErr w:type="gramEnd"/>
+    </w:p>
+    <w:p>
+      <w:pPr>
+        <w:rPr>
+          <w:i/>
+          <w:iCs/>
+        </w:rPr>
+      </w:pPr>
+      <w:r>
+        <w:rPr>
+          <w:i/>
+          <w:iCs/>
+        </w:rPr>
+        <w:t xml:space="preserve"> 2   </w:t>
+      </w:r>
+      <w:proofErr w:type="spellStart"/>
+      <w:r>
+        <w:rPr>
+          <w:i/>
+          <w:iCs/>
+        </w:rPr>
+        <w:t>개방서비스아이디</w:t>
+      </w:r>
+      <w:proofErr w:type="spellEnd"/>
+      <w:r>
+        <w:rPr>
+          <w:i/>
+          <w:iCs/>
+        </w:rPr>
+        <w:t xml:space="preserve">         54073 non-</w:t>
+      </w:r>
+      <w:proofErr w:type="gramStart"/>
+      <w:r>
+        <w:rPr>
+          <w:i/>
+          <w:iCs/>
+        </w:rPr>
+        <w:t>null  object</w:t>
+      </w:r>
+      <w:proofErr w:type="gramEnd"/>
+    </w:p>
+    <w:p>
+      <w:pPr>
+        <w:rPr>
+          <w:i/>
+          <w:iCs/>
+        </w:rPr>
+      </w:pPr>
+      <w:r>
+        <w:rPr>
+          <w:i/>
+          <w:iCs/>
+        </w:rPr>
+        <w:t xml:space="preserve"> 3   개방자치단체코드         54073 non-</w:t>
+      </w:r>
+      <w:proofErr w:type="gramStart"/>
+      <w:r>
+        <w:rPr>
+          <w:i/>
+          <w:iCs/>
+        </w:rPr>
+        <w:t>null  int</w:t>
+      </w:r>
+      <w:proofErr w:type="gramEnd"/>
+      <w:r>
+        <w:rPr>
+          <w:i/>
+          <w:iCs/>
+        </w:rPr>
+        <w:t>64</w:t>
+      </w:r>
+    </w:p>
+    <w:p>
+      <w:pPr>
+        <w:rPr>
+          <w:i/>
+          <w:iCs/>
+        </w:rPr>
+      </w:pPr>
+      <w:r>
+        <w:rPr>
+          <w:i/>
+          <w:iCs/>
+        </w:rPr>
+        <w:t xml:space="preserve"> 4   관리번호             54073 non-</w:t>
+      </w:r>
+      <w:proofErr w:type="gramStart"/>
+      <w:r>
+        <w:rPr>
+          <w:i/>
+          <w:iCs/>
+        </w:rPr>
+        <w:t>null  int</w:t>
+      </w:r>
+      <w:proofErr w:type="gramEnd"/>
+      <w:r>
+        <w:rPr>
+          <w:i/>
+          <w:iCs/>
+        </w:rPr>
+        <w:t>64</w:t>
+      </w:r>
+    </w:p>
+    <w:p>
+      <w:pPr>
+        <w:rPr>
+          <w:i/>
+          <w:iCs/>
+        </w:rPr>
+      </w:pPr>
+      <w:r>
+        <w:rPr>
+          <w:i/>
+          <w:iCs/>
+        </w:rPr>
+        <w:t xml:space="preserve"> 5   인허가일자            54073 non-</w:t>
+      </w:r>
+      <w:proofErr w:type="gramStart"/>
+      <w:r>
+        <w:rPr>
+          <w:i/>
+          <w:iCs/>
+        </w:rPr>
+        <w:t>null  object</w:t>
+      </w:r>
+      <w:proofErr w:type="gramEnd"/>
+    </w:p>
+    <w:p>
+      <w:pPr>
+        <w:rPr>
+          <w:i/>
+          <w:iCs/>
+        </w:rPr>
+      </w:pPr>
+      <w:r>
+        <w:rPr>
+          <w:i/>
+          <w:iCs/>
+        </w:rPr>
+        <w:t xml:space="preserve"> 6   인허가취소일자          693 non-null    object</w:t>
+      </w:r>
+    </w:p>
+    <w:p>
+      <w:pPr>
+        <w:rPr>
+          <w:i/>
+          <w:iCs/>
+        </w:rPr>
+      </w:pPr>
+      <w:r>
+        <w:rPr>
+          <w:i/>
+          <w:iCs/>
+        </w:rPr>
+        <w:t xml:space="preserve"> 7   영업상태구분코드         54073 non-</w:t>
+      </w:r>
+      <w:proofErr w:type="gramStart"/>
+      <w:r>
+        <w:rPr>
+          <w:i/>
+          <w:iCs/>
+        </w:rPr>
+        <w:t>null  int</w:t>
+      </w:r>
+      <w:proofErr w:type="gramEnd"/>
+      <w:r>
+        <w:rPr>
+          <w:i/>
+          <w:iCs/>
+        </w:rPr>
+        <w:t>64</w:t>
+      </w:r>
+    </w:p>
+    <w:p>
+      <w:pPr>
+        <w:rPr>
+          <w:i/>
+          <w:iCs/>
+        </w:rPr>
+      </w:pPr>
+      <w:r>
+        <w:rPr>
+          <w:i/>
+          <w:iCs/>
+        </w:rPr>
+        <w:t xml:space="preserve"> 8   영업상태명            54073 non-</w:t>
+      </w:r>
+      <w:proofErr w:type="gramStart"/>
+      <w:r>
+        <w:rPr>
+          <w:i/>
+          <w:iCs/>
+        </w:rPr>
+        <w:t>null  object</w:t>
+      </w:r>
+      <w:proofErr w:type="gramEnd"/>
+    </w:p>
+    <w:p>
+      <w:pPr>
+        <w:rPr>
+          <w:i/>
+          <w:iCs/>
+        </w:rPr>
+      </w:pPr>
+      <w:r>
+        <w:rPr>
+          <w:i/>
+          <w:iCs/>
+        </w:rPr>
+        <w:t xml:space="preserve"> 9   상세영업상태코드         54073 non-</w:t>
+      </w:r>
+      <w:proofErr w:type="gramStart"/>
+      <w:r>
+        <w:rPr>
+          <w:i/>
+          <w:iCs/>
+        </w:rPr>
+        <w:t>null  int</w:t>
+      </w:r>
+      <w:proofErr w:type="gramEnd"/>
+      <w:r>
+        <w:rPr>
+          <w:i/>
+          <w:iCs/>
+        </w:rPr>
+        <w:t>64</w:t>
+      </w:r>
+    </w:p>
+    <w:p>
+      <w:pPr>
+        <w:rPr>
+          <w:i/>
+          <w:iCs/>
+        </w:rPr>
+      </w:pPr>
+      <w:r>
+        <w:rPr>
+          <w:i/>
+          <w:iCs/>
+        </w:rPr>
+        <w:t xml:space="preserve"> </w:t>
+      </w:r>
+      <w:proofErr w:type="gramStart"/>
+      <w:r>
+        <w:rPr>
+          <w:i/>
+          <w:iCs/>
+        </w:rPr>
+        <w:t>10  상세영업상태명</w:t>
+      </w:r>
+      <w:proofErr w:type="gramEnd"/>
+      <w:r>
+        <w:rPr>
+          <w:i/>
+          <w:iCs/>
+        </w:rPr>
+        <w:t xml:space="preserve">          54073 non-</w:t>
+      </w:r>
+      <w:proofErr w:type="gramStart"/>
+      <w:r>
+        <w:rPr>
+          <w:i/>
+          <w:iCs/>
+        </w:rPr>
+        <w:t>null  object</w:t>
+      </w:r>
+      <w:proofErr w:type="gramEnd"/>
+    </w:p>
+    <w:p>
+      <w:pPr>
+        <w:rPr>
+          <w:i/>
+          <w:iCs/>
+        </w:rPr>
+      </w:pPr>
+      <w:r>
+        <w:rPr>
+          <w:i/>
+          <w:iCs/>
+        </w:rPr>
+        <w:t xml:space="preserve"> </w:t>
+      </w:r>
+      <w:proofErr w:type="gramStart"/>
+      <w:r>
+        <w:rPr>
+          <w:i/>
+          <w:iCs/>
+        </w:rPr>
+        <w:t>11  폐업일자</w:t>
+      </w:r>
+      <w:proofErr w:type="gramEnd"/>
+      <w:r>
+        <w:rPr>
+          <w:i/>
+          <w:iCs/>
+        </w:rPr>
+        <w:t xml:space="preserve">             10734 non-</w:t>
+      </w:r>
+      <w:proofErr w:type="gramStart"/>
+      <w:r>
+        <w:rPr>
+          <w:i/>
+          <w:iCs/>
+        </w:rPr>
+        <w:t>null  object</w:t>
+      </w:r>
+      <w:proofErr w:type="gramEnd"/>
+    </w:p>
+    <w:p>
+      <w:pPr>
+        <w:rPr>
+          <w:i/>
+          <w:iCs/>
+        </w:rPr>
+      </w:pPr>
+      <w:r>
+        <w:rPr>
+          <w:i/>
+          <w:iCs/>
+        </w:rPr>
+        <w:t xml:space="preserve"> </w:t>
+      </w:r>
+      <w:proofErr w:type="gramStart"/>
+      <w:r>
+        <w:rPr>
+          <w:i/>
+          <w:iCs/>
+        </w:rPr>
+        <w:t>12  휴업시작일자</w:t>
+      </w:r>
+      <w:proofErr w:type="gramEnd"/>
+      <w:r>
+        <w:rPr>
+          <w:i/>
+          <w:iCs/>
+        </w:rPr>
+        <w:t xml:space="preserve">           161 non-null    object</w:t>
+      </w:r>
+    </w:p>
+    <w:p>
+      <w:pPr>
+        <w:rPr>
+          <w:i/>
+          <w:iCs/>
+        </w:rPr>
+      </w:pPr>
+      <w:r>
+        <w:rPr>
+          <w:i/>
+          <w:iCs/>
+        </w:rPr>
+        <w:t xml:space="preserve"> </w:t>
+      </w:r>
+      <w:proofErr w:type="gramStart"/>
+      <w:r>
+        <w:rPr>
+          <w:i/>
+          <w:iCs/>
+        </w:rPr>
+        <w:t>13  휴업종료일자</w:t>
+      </w:r>
+      <w:proofErr w:type="gramEnd"/>
+      <w:r>
+        <w:rPr>
+          <w:i/>
+          <w:iCs/>
+        </w:rPr>
+        <w:t xml:space="preserve">           161 non-null    object</w:t>
+      </w:r>
+    </w:p>
+    <w:p>
+      <w:pPr>
+        <w:rPr>
+          <w:i/>
+          <w:iCs/>
+        </w:rPr>
+      </w:pPr>
+      <w:r>
+        <w:rPr>
+          <w:i/>
+          <w:iCs/>
+        </w:rPr>
+        <w:t xml:space="preserve"> </w:t>
+      </w:r>
+      <w:proofErr w:type="gramStart"/>
+      <w:r>
+        <w:rPr>
+          <w:i/>
+          <w:iCs/>
+        </w:rPr>
+        <w:t>14  재개업일자</w:t>
+      </w:r>
+      <w:proofErr w:type="gramEnd"/>
+      <w:r>
+        <w:rPr>
+          <w:i/>
+          <w:iCs/>
+        </w:rPr>
+        <w:t xml:space="preserve">            58 non-null     object</w:t>
+      </w:r>
+    </w:p>
+    <w:p>
+      <w:pPr>
+        <w:rPr>
+          <w:i/>
+          <w:iCs/>
+        </w:rPr>
+      </w:pPr>
+      <w:r>
+        <w:rPr>
+          <w:i/>
+          <w:iCs/>
+        </w:rPr>
+        <w:t xml:space="preserve"> </w:t>
+      </w:r>
+      <w:proofErr w:type="gramStart"/>
+      <w:r>
+        <w:rPr>
+          <w:i/>
+          <w:iCs/>
+        </w:rPr>
+        <w:t>15  소재지전화</w:t>
+      </w:r>
+      <w:proofErr w:type="gramEnd"/>
+      <w:r>
+        <w:rPr>
+          <w:i/>
+          <w:iCs/>
+        </w:rPr>
+        <w:t xml:space="preserve">            15729 non-</w:t>
+      </w:r>
+      <w:proofErr w:type="gramStart"/>
+      <w:r>
+        <w:rPr>
+          <w:i/>
+          <w:iCs/>
+        </w:rPr>
+        <w:t>null  object</w:t>
+      </w:r>
+      <w:proofErr w:type="gramEnd"/>
+    </w:p>
+    <w:p>
+      <w:pPr>
+        <w:rPr>
+          <w:i/>
+          <w:iCs/>
+        </w:rPr>
+      </w:pPr>
+      <w:r>
+        <w:rPr>
+          <w:i/>
+          <w:iCs/>
+        </w:rPr>
+        <w:t xml:space="preserve"> </w:t>
+      </w:r>
+      <w:proofErr w:type="gramStart"/>
+      <w:r>
+        <w:rPr>
+          <w:i/>
+          <w:iCs/>
+        </w:rPr>
+        <w:t>16  소재지면적</w:t>
+      </w:r>
+      <w:proofErr w:type="gramEnd"/>
+      <w:r>
+        <w:rPr>
+          <w:i/>
+          <w:iCs/>
+        </w:rPr>
+        <w:t xml:space="preserve">            0 non-null      float64</w:t>
+      </w:r>
+    </w:p>
+    <w:p>
+      <w:pPr>
+        <w:rPr>
+          <w:i/>
+          <w:iCs/>
+        </w:rPr>
+      </w:pPr>
+      <w:r>
+        <w:rPr>
+          <w:i/>
+          <w:iCs/>
+        </w:rPr>
+        <w:t xml:space="preserve"> </w:t>
+      </w:r>
+      <w:proofErr w:type="gramStart"/>
+      <w:r>
+        <w:rPr>
+          <w:i/>
+          <w:iCs/>
+        </w:rPr>
+        <w:t>17  소재지우편번호</w:t>
+      </w:r>
+      <w:proofErr w:type="gramEnd"/>
+      <w:r>
+        <w:rPr>
+          <w:i/>
+          <w:iCs/>
+        </w:rPr>
+        <w:t xml:space="preserve">          5470 non-null   object</w:t>
+      </w:r>
+    </w:p>
+    <w:p>
+      <w:pPr>
+        <w:rPr>
+          <w:i/>
+          <w:iCs/>
+        </w:rPr>
+      </w:pPr>
+      <w:r>
+        <w:rPr>
+          <w:i/>
+          <w:iCs/>
+        </w:rPr>
+        <w:t xml:space="preserve"> </w:t>
+      </w:r>
+      <w:proofErr w:type="gramStart"/>
+      <w:r>
+        <w:rPr>
+          <w:i/>
+          <w:iCs/>
+        </w:rPr>
+        <w:t>18  소재지전체주소</w:t>
+      </w:r>
+      <w:proofErr w:type="gramEnd"/>
+      <w:r>
+        <w:rPr>
+          <w:i/>
+          <w:iCs/>
+        </w:rPr>
+        <w:t xml:space="preserve">          48151 non-</w:t>
+      </w:r>
+      <w:proofErr w:type="gramStart"/>
+      <w:r>
+        <w:rPr>
+          <w:i/>
+          <w:iCs/>
+        </w:rPr>
+        <w:t>null  object</w:t>
+      </w:r>
+      <w:proofErr w:type="gramEnd"/>
+    </w:p>
+    <w:p>
+      <w:pPr>
+        <w:rPr>
+          <w:i/>
+          <w:iCs/>
+        </w:rPr>
+      </w:pPr>
+      <w:r>
+        <w:rPr>
+          <w:i/>
+          <w:iCs/>
+        </w:rPr>
+        <w:t xml:space="preserve"> </w:t>
+      </w:r>
+      <w:proofErr w:type="gramStart"/>
+      <w:r>
+        <w:rPr>
+          <w:i/>
+          <w:iCs/>
+        </w:rPr>
+        <w:t xml:space="preserve">19  </w:t>
+      </w:r>
+      <w:proofErr w:type="spellStart"/>
+      <w:r>
+        <w:rPr>
+          <w:i/>
+          <w:iCs/>
+        </w:rPr>
+        <w:t>도로명전체주소</w:t>
+      </w:r>
+      <w:proofErr w:type="spellEnd"/>
+      <w:proofErr w:type="gramEnd"/>
+      <w:r>
+        <w:rPr>
+          <w:i/>
+          <w:iCs/>
+        </w:rPr>
+        <w:t xml:space="preserve">          51041 non-</w:t>
+      </w:r>
+      <w:proofErr w:type="gramStart"/>
+      <w:r>
+        <w:rPr>
+          <w:i/>
+          <w:iCs/>
+        </w:rPr>
+        <w:t>null  object</w:t>
+      </w:r>
+      <w:proofErr w:type="gramEnd"/>
+    </w:p>
+    <w:p>
+      <w:pPr>
+        <w:rPr>
+          <w:i/>
+          <w:iCs/>
+        </w:rPr>
+      </w:pPr>
+      <w:r>
+        <w:rPr>
+          <w:i/>
+          <w:iCs/>
+        </w:rPr>
+        <w:t xml:space="preserve"> </w:t>
+      </w:r>
+      <w:proofErr w:type="gramStart"/>
+      <w:r>
+        <w:rPr>
+          <w:i/>
+          <w:iCs/>
+        </w:rPr>
+        <w:t xml:space="preserve">20  </w:t>
+      </w:r>
+      <w:proofErr w:type="spellStart"/>
+      <w:r>
+        <w:rPr>
+          <w:i/>
+          <w:iCs/>
+        </w:rPr>
+        <w:t>도로명우편번호</w:t>
+      </w:r>
+      <w:proofErr w:type="spellEnd"/>
+      <w:proofErr w:type="gramEnd"/>
+      <w:r>
+        <w:rPr>
+          <w:i/>
+          <w:iCs/>
+        </w:rPr>
+        <w:t xml:space="preserve">          47442 non-</w:t>
+      </w:r>
+      <w:proofErr w:type="gramStart"/>
+      <w:r>
+        <w:rPr>
+          <w:i/>
+          <w:iCs/>
+        </w:rPr>
+        <w:t>null  object</w:t>
+      </w:r>
+      <w:proofErr w:type="gramEnd"/>
+    </w:p>
+    <w:p>
+      <w:pPr>
+        <w:rPr>
+          <w:i/>
+          <w:iCs/>
+        </w:rPr>
+      </w:pPr>
+      <w:r>
+        <w:rPr>
+          <w:i/>
+          <w:iCs/>
+        </w:rPr>
+        <w:t xml:space="preserve"> </w:t>
+      </w:r>
+      <w:proofErr w:type="gramStart"/>
+      <w:r>
+        <w:rPr>
+          <w:i/>
+          <w:iCs/>
+        </w:rPr>
+        <w:t>21  사업장명</w:t>
+      </w:r>
+      <w:proofErr w:type="gramEnd"/>
+      <w:r>
+        <w:rPr>
+          <w:i/>
+          <w:iCs/>
+        </w:rPr>
+        <w:t xml:space="preserve">             54073 non-</w:t>
+      </w:r>
+      <w:proofErr w:type="gramStart"/>
+      <w:r>
+        <w:rPr>
+          <w:i/>
+          <w:iCs/>
+        </w:rPr>
+        <w:t>null  object</w:t>
+      </w:r>
+      <w:proofErr w:type="gramEnd"/>
+    </w:p>
+    <w:p>
+      <w:pPr>
+        <w:rPr>
+          <w:i/>
+          <w:iCs/>
+        </w:rPr>
+      </w:pPr>
+      <w:r>
+        <w:rPr>
+          <w:i/>
+          <w:iCs/>
+        </w:rPr>
+        <w:t xml:space="preserve"> </w:t>
+      </w:r>
+      <w:proofErr w:type="gramStart"/>
+      <w:r>
+        <w:rPr>
+          <w:i/>
+          <w:iCs/>
+        </w:rPr>
+        <w:t>22  최종수정시점</w:t>
+      </w:r>
+      <w:proofErr w:type="gramEnd"/>
+      <w:r>
+        <w:rPr>
+          <w:i/>
+          <w:iCs/>
+        </w:rPr>
+        <w:t xml:space="preserve">           54073 non-</w:t>
+      </w:r>
+      <w:proofErr w:type="gramStart"/>
+      <w:r>
+        <w:rPr>
+          <w:i/>
+          <w:iCs/>
+        </w:rPr>
+        <w:t>null  object</w:t>
+      </w:r>
+      <w:proofErr w:type="gramEnd"/>
+    </w:p>
+    <w:p>
+      <w:pPr>
+        <w:rPr>
+          <w:i/>
+          <w:iCs/>
+        </w:rPr>
+      </w:pPr>
+      <w:r>
+        <w:rPr>
+          <w:i/>
+          <w:iCs/>
+        </w:rPr>
+        <w:t xml:space="preserve"> </w:t>
+      </w:r>
+      <w:proofErr w:type="gramStart"/>
+      <w:r>
+        <w:rPr>
+          <w:i/>
+          <w:iCs/>
+        </w:rPr>
+        <w:t xml:space="preserve">23  </w:t>
+      </w:r>
+      <w:proofErr w:type="spellStart"/>
+      <w:r>
+        <w:rPr>
+          <w:i/>
+          <w:iCs/>
+        </w:rPr>
+        <w:t>데이터갱신구분</w:t>
+      </w:r>
+      <w:proofErr w:type="spellEnd"/>
+      <w:proofErr w:type="gramEnd"/>
+      <w:r>
+        <w:rPr>
+          <w:i/>
+          <w:iCs/>
+        </w:rPr>
+        <w:t xml:space="preserve">          54073 non-</w:t>
+      </w:r>
+      <w:proofErr w:type="gramStart"/>
+      <w:r>
+        <w:rPr>
+          <w:i/>
+          <w:iCs/>
+        </w:rPr>
+        <w:t>null  object</w:t>
+      </w:r>
+      <w:proofErr w:type="gramEnd"/>
+    </w:p>
+    <w:p>
+      <w:pPr>
+        <w:rPr>
+          <w:i/>
+          <w:iCs/>
+        </w:rPr>
+      </w:pPr>
+      <w:r>
+        <w:rPr>
+          <w:i/>
+          <w:iCs/>
+        </w:rPr>
+        <w:lastRenderedPageBreak/>
+        <w:t xml:space="preserve"> </w:t>
+      </w:r>
+      <w:proofErr w:type="gramStart"/>
+      <w:r>
+        <w:rPr>
+          <w:i/>
+          <w:iCs/>
+        </w:rPr>
+        <w:t xml:space="preserve">24  </w:t>
+      </w:r>
+      <w:proofErr w:type="spellStart"/>
+      <w:r>
+        <w:rPr>
+          <w:i/>
+          <w:iCs/>
+        </w:rPr>
+        <w:t>데이터갱신일자</w:t>
+      </w:r>
+      <w:proofErr w:type="spellEnd"/>
+      <w:proofErr w:type="gramEnd"/>
+      <w:r>
+        <w:rPr>
+          <w:i/>
+          <w:iCs/>
+        </w:rPr>
+        <w:t xml:space="preserve">          54073 non-</w:t>
+      </w:r>
+      <w:proofErr w:type="gramStart"/>
+      <w:r>
+        <w:rPr>
+          <w:i/>
+          <w:iCs/>
+        </w:rPr>
+        <w:t>null  object</w:t>
+      </w:r>
+      <w:proofErr w:type="gramEnd"/>
+    </w:p>
+    <w:p>
+      <w:pPr>
+        <w:rPr>
+          <w:i/>
+          <w:iCs/>
+        </w:rPr>
+      </w:pPr>
+      <w:r>
+        <w:rPr>
+          <w:i/>
+          <w:iCs/>
+        </w:rPr>
+        <w:t xml:space="preserve"> </w:t>
+      </w:r>
+      <w:proofErr w:type="gramStart"/>
+      <w:r>
+        <w:rPr>
+          <w:i/>
+          <w:iCs/>
+        </w:rPr>
+        <w:t>25  업태구분명</w:t>
+      </w:r>
+      <w:proofErr w:type="gramEnd"/>
+      <w:r>
+        <w:rPr>
+          <w:i/>
+          <w:iCs/>
+        </w:rPr>
+        <w:t xml:space="preserve">            54073 non-</w:t>
+      </w:r>
+      <w:proofErr w:type="gramStart"/>
+      <w:r>
+        <w:rPr>
+          <w:i/>
+          <w:iCs/>
+        </w:rPr>
+        <w:t>null  object</w:t>
+      </w:r>
+      <w:proofErr w:type="gramEnd"/>
+    </w:p>
+    <w:p>
+      <w:pPr>
+        <w:rPr>
+          <w:i/>
+          <w:iCs/>
+        </w:rPr>
+      </w:pPr>
+      <w:r>
+        <w:rPr>
+          <w:i/>
+          <w:iCs/>
+        </w:rPr>
+        <w:t xml:space="preserve"> </w:t>
+      </w:r>
+      <w:proofErr w:type="gramStart"/>
+      <w:r>
+        <w:rPr>
+          <w:i/>
+          <w:iCs/>
+        </w:rPr>
+        <w:t>26  좌표정보</w:t>
+      </w:r>
+      <w:proofErr w:type="gramEnd"/>
+      <w:r>
+        <w:rPr>
+          <w:i/>
+          <w:iCs/>
+        </w:rPr>
+        <w:t>x(epsg5174</w:t>
+      </w:r>
+      <w:proofErr w:type="gramStart"/>
+      <w:r>
+        <w:rPr>
+          <w:i/>
+          <w:iCs/>
+        </w:rPr>
+        <w:t>)  51582</w:t>
+      </w:r>
+      <w:proofErr w:type="gramEnd"/>
+      <w:r>
+        <w:rPr>
+          <w:i/>
+          <w:iCs/>
+        </w:rPr>
+        <w:t xml:space="preserve"> non-</w:t>
+      </w:r>
+      <w:proofErr w:type="gramStart"/>
+      <w:r>
+        <w:rPr>
+          <w:i/>
+          <w:iCs/>
+        </w:rPr>
+        <w:t>null  float</w:t>
+      </w:r>
+      <w:proofErr w:type="gramEnd"/>
+      <w:r>
+        <w:rPr>
+          <w:i/>
+          <w:iCs/>
+        </w:rPr>
+        <w:t>64</w:t>
+      </w:r>
+    </w:p>
+    <w:p>
+      <w:pPr>
+        <w:rPr>
+          <w:i/>
+          <w:iCs/>
+        </w:rPr>
+      </w:pPr>
+      <w:r>
+        <w:rPr>
+          <w:i/>
+          <w:iCs/>
+        </w:rPr>
+        <w:t xml:space="preserve"> </w:t>
+      </w:r>
+      <w:proofErr w:type="gramStart"/>
+      <w:r>
+        <w:rPr>
+          <w:i/>
+          <w:iCs/>
+        </w:rPr>
+        <w:t>27  좌표정보</w:t>
+      </w:r>
+      <w:proofErr w:type="gramEnd"/>
+      <w:r>
+        <w:rPr>
+          <w:i/>
+          <w:iCs/>
+        </w:rPr>
+        <w:t>y(epsg5174</w:t>
+      </w:r>
+      <w:proofErr w:type="gramStart"/>
+      <w:r>
+        <w:rPr>
+          <w:i/>
+          <w:iCs/>
+        </w:rPr>
+        <w:t>)  51582</w:t>
+      </w:r>
+      <w:proofErr w:type="gramEnd"/>
+      <w:r>
+        <w:rPr>
+          <w:i/>
+          <w:iCs/>
+        </w:rPr>
+        <w:t xml:space="preserve"> non-</w:t>
+      </w:r>
+      <w:proofErr w:type="gramStart"/>
+      <w:r>
+        <w:rPr>
+          <w:i/>
+          <w:iCs/>
+        </w:rPr>
+        <w:t>null  float</w:t>
+      </w:r>
+      <w:proofErr w:type="gramEnd"/>
+      <w:r>
+        <w:rPr>
+          <w:i/>
+          <w:iCs/>
+        </w:rPr>
+        <w:t>64</w:t>
+      </w:r>
+    </w:p>
+    <w:p>
+      <w:pPr>
+        <w:rPr>
+          <w:i/>
+          <w:iCs/>
+        </w:rPr>
+      </w:pPr>
+      <w:r>
+        <w:rPr>
+          <w:i/>
+          <w:iCs/>
+        </w:rPr>
+        <w:t xml:space="preserve"> </w:t>
+      </w:r>
+      <w:proofErr w:type="gramStart"/>
+      <w:r>
+        <w:rPr>
+          <w:i/>
+          <w:iCs/>
+        </w:rPr>
+        <w:t>28  자산규모</w:t>
+      </w:r>
+      <w:proofErr w:type="gramEnd"/>
+      <w:r>
+        <w:rPr>
+          <w:i/>
+          <w:iCs/>
+        </w:rPr>
+        <w:t xml:space="preserve">             54073 non-</w:t>
+      </w:r>
+      <w:proofErr w:type="gramStart"/>
+      <w:r>
+        <w:rPr>
+          <w:i/>
+          <w:iCs/>
+        </w:rPr>
+        <w:t>null  int</w:t>
+      </w:r>
+      <w:proofErr w:type="gramEnd"/>
+      <w:r>
+        <w:rPr>
+          <w:i/>
+          <w:iCs/>
+        </w:rPr>
+        <w:t>64</w:t>
+      </w:r>
+    </w:p>
+    <w:p>
+      <w:pPr>
+        <w:rPr>
+          <w:i/>
+          <w:iCs/>
+        </w:rPr>
+      </w:pPr>
+      <w:r>
+        <w:rPr>
+          <w:i/>
+          <w:iCs/>
+        </w:rPr>
+        <w:t xml:space="preserve"> </w:t>
+      </w:r>
+      <w:proofErr w:type="gramStart"/>
+      <w:r>
+        <w:rPr>
+          <w:i/>
+          <w:iCs/>
+        </w:rPr>
+        <w:t>29  부채총액</w:t>
+      </w:r>
+      <w:proofErr w:type="gramEnd"/>
+      <w:r>
+        <w:rPr>
+          <w:i/>
+          <w:iCs/>
+        </w:rPr>
+        <w:t xml:space="preserve">             54073 non-</w:t>
+      </w:r>
+      <w:proofErr w:type="gramStart"/>
+      <w:r>
+        <w:rPr>
+          <w:i/>
+          <w:iCs/>
+        </w:rPr>
+        <w:t>null  int</w:t>
+      </w:r>
+      <w:proofErr w:type="gramEnd"/>
+      <w:r>
+        <w:rPr>
+          <w:i/>
+          <w:iCs/>
+        </w:rPr>
+        <w:t>64</w:t>
+      </w:r>
+    </w:p>
+    <w:p>
+      <w:pPr>
+        <w:rPr>
+          <w:i/>
+          <w:iCs/>
+        </w:rPr>
+      </w:pPr>
+      <w:r>
+        <w:rPr>
+          <w:i/>
+          <w:iCs/>
+        </w:rPr>
+        <w:t xml:space="preserve"> </w:t>
+      </w:r>
+      <w:proofErr w:type="gramStart"/>
+      <w:r>
+        <w:rPr>
+          <w:i/>
+          <w:iCs/>
+        </w:rPr>
+        <w:t>30  자본금</w:t>
+      </w:r>
+      <w:proofErr w:type="gramEnd"/>
+      <w:r>
+        <w:rPr>
+          <w:i/>
+          <w:iCs/>
+        </w:rPr>
+        <w:t xml:space="preserve">              54073 non-</w:t>
+      </w:r>
+      <w:proofErr w:type="gramStart"/>
+      <w:r>
+        <w:rPr>
+          <w:i/>
+          <w:iCs/>
+        </w:rPr>
+        <w:t>null  int</w:t>
+      </w:r>
+      <w:proofErr w:type="gramEnd"/>
+      <w:r>
+        <w:rPr>
+          <w:i/>
+          <w:iCs/>
+        </w:rPr>
+        <w:t>64</w:t>
+      </w:r>
+    </w:p>
+    <w:p>
+      <w:pPr>
+        <w:rPr>
+          <w:i/>
+          <w:iCs/>
+        </w:rPr>
+      </w:pPr>
+      <w:r>
+        <w:rPr>
+          <w:i/>
+          <w:iCs/>
+        </w:rPr>
+        <w:t xml:space="preserve"> </w:t>
+      </w:r>
+      <w:proofErr w:type="gramStart"/>
+      <w:r>
+        <w:rPr>
+          <w:i/>
+          <w:iCs/>
+        </w:rPr>
+        <w:t>31  판매방식명</w:t>
+      </w:r>
+      <w:proofErr w:type="gramEnd"/>
+      <w:r>
+        <w:rPr>
+          <w:i/>
+          <w:iCs/>
+        </w:rPr>
+        <w:t xml:space="preserve">            52690 non-</w:t>
+      </w:r>
+      <w:proofErr w:type="gramStart"/>
+      <w:r>
+        <w:rPr>
+          <w:i/>
+          <w:iCs/>
+        </w:rPr>
+        <w:t>null  object</w:t>
+      </w:r>
+      <w:proofErr w:type="gramEnd"/>
+    </w:p>
+    <w:p>
+      <w:pPr>
+        <w:rPr>
+          <w:i/>
+          <w:iCs/>
+        </w:rPr>
+      </w:pPr>
+      <w:r>
+        <w:rPr>
+          <w:i/>
+          <w:iCs/>
+        </w:rPr>
+        <w:t xml:space="preserve"> </w:t>
+      </w:r>
+      <w:proofErr w:type="gramStart"/>
+      <w:r>
+        <w:rPr>
+          <w:i/>
+          <w:iCs/>
+        </w:rPr>
+        <w:t>32  Unnamed</w:t>
+      </w:r>
+      <w:proofErr w:type="gramEnd"/>
+      <w:r>
+        <w:rPr>
+          <w:i/>
+          <w:iCs/>
+        </w:rPr>
+        <w:t>: 32      0 non-null      float64</w:t>
+      </w:r>
+    </w:p>
+    <w:p>
+      <w:pPr>
+        <w:rPr>
+          <w:i/>
+          <w:iCs/>
+        </w:rPr>
+      </w:pPr>
+      <w:proofErr w:type="spellStart"/>
+      <w:r>
+        <w:rPr>
+          <w:i/>
+          <w:iCs/>
+        </w:rPr>
+        <w:t>dtypes</w:t>
+      </w:r>
+      <w:proofErr w:type="spellEnd"/>
+      <w:r>
+        <w:rPr>
+          <w:i/>
+          <w:iCs/>
+        </w:rPr>
+        <w:t xml:space="preserve">: float64(4), int64(8), </w:t>
+      </w:r>
+      <w:proofErr w:type="gramStart"/>
+      <w:r>
+        <w:rPr>
+          <w:i/>
+          <w:iCs/>
+        </w:rPr>
+        <w:t>object(</w:t>
+      </w:r>
+      <w:proofErr w:type="gramEnd"/>
+      <w:r>
+        <w:rPr>
+          <w:i/>
+          <w:iCs/>
+        </w:rPr>
+        <w:t>21)</w:t>
+      </w:r>
+    </w:p>
+    <w:p>
+      <w:pPr>
+        <w:rPr>
+          <w:i/>
+          <w:iCs/>
+        </w:rPr>
+      </w:pPr>
+      <w:r>
+        <w:rPr>
+          <w:i/>
+          <w:iCs/>
+        </w:rPr>
+        <w:t>memory usage: 13.6+ MB</w:t>
+      </w:r>
+    </w:p>
+    <w:p>
+      <w:pPr>
+        <w:rPr>
+          <w:i/>
+          <w:iCs/>
+        </w:rPr>
+      </w:pPr>
+      <w:r>
+        <w:rPr>
+          <w:i/>
+          <w:iCs/>
+        </w:rPr>
+        <w:t>&lt;class '</w:t>
+      </w:r>
+      <w:proofErr w:type="spellStart"/>
+      <w:proofErr w:type="gramStart"/>
+      <w:r>
+        <w:rPr>
+          <w:i/>
+          <w:iCs/>
+        </w:rPr>
+        <w:t>pandas.core</w:t>
+      </w:r>
+      <w:proofErr w:type="gramEnd"/>
+      <w:r>
+        <w:rPr>
+          <w:i/>
+          <w:iCs/>
+        </w:rPr>
+        <w:t>.</w:t>
+      </w:r>
+      <w:proofErr w:type="gramStart"/>
+      <w:r>
+        <w:rPr>
+          <w:i/>
+          <w:iCs/>
+        </w:rPr>
+        <w:t>frame.DataFrame</w:t>
+      </w:r>
+      <w:proofErr w:type="spellEnd"/>
+      <w:proofErr w:type="gramEnd"/>
+      <w:r>
+        <w:rPr>
+          <w:i/>
+          <w:iCs/>
+        </w:rPr>
+        <w:t>'&gt;</w:t>
+      </w:r>
+    </w:p>
+    <w:p>
+      <w:pPr>
+        <w:rPr>
+          <w:i/>
+          <w:iCs/>
+        </w:rPr>
+      </w:pPr>
+      <w:proofErr w:type="spellStart"/>
+      <w:r>
+        <w:rPr>
+          <w:i/>
+          <w:iCs/>
+        </w:rPr>
+        <w:t>RangeIndex</w:t>
+      </w:r>
+      <w:proofErr w:type="spellEnd"/>
+      <w:r>
+        <w:rPr>
+          <w:i/>
+          <w:iCs/>
+        </w:rPr>
+        <w:t>: 54073 entries, 0 to 54072</w:t>
+      </w:r>
+    </w:p>
+    <w:p>
+      <w:pPr>
+        <w:rPr>
+          <w:i/>
+          <w:iCs/>
+        </w:rPr>
+      </w:pPr>
+      <w:r>
+        <w:rPr>
+          <w:i/>
+          <w:iCs/>
+        </w:rPr>
+        <w:t>Data columns (total 31 columns):</w:t>
+      </w:r>
+    </w:p>
+    <w:p>
+      <w:pPr>
+        <w:rPr>
+          <w:i/>
+          <w:iCs/>
+        </w:rPr>
+      </w:pPr>
+      <w:r>
+        <w:rPr>
+          <w:i/>
+          <w:iCs/>
+        </w:rPr>
+        <w:t xml:space="preserve"> #   Column           Non-Null </w:t>
+      </w:r>
+      <w:proofErr w:type="gramStart"/>
+      <w:r>
+        <w:rPr>
+          <w:i/>
+          <w:iCs/>
+        </w:rPr>
+        <w:t xml:space="preserve">Count  </w:t>
+      </w:r>
+      <w:proofErr w:type="spellStart"/>
+      <w:r>
+        <w:rPr>
+          <w:i/>
+          <w:iCs/>
+        </w:rPr>
+        <w:t>Dtype</w:t>
+      </w:r>
+      <w:proofErr w:type="spellEnd"/>
+      <w:proofErr w:type="gramEnd"/>
+    </w:p>
+    <w:p>
+      <w:pPr>
+        <w:rPr>
+          <w:i/>
+          <w:iCs/>
+        </w:rPr>
+      </w:pPr>
+      <w:r>
+        <w:rPr>
+          <w:i/>
+          <w:iCs/>
+        </w:rPr>
+        <w:t>---</w:t>
+      </w:r>
+      <w:proofErr w:type="gramStart"/>
+      <w:r>
+        <w:rPr>
+          <w:i/>
+          <w:iCs/>
+        </w:rPr>
+        <w:t xml:space="preserve">  ------           -------------- </w:t>
+      </w:r>
+      <w:proofErr w:type="gramEnd"/>
+      <w:r>
+        <w:rPr>
+          <w:i/>
+          <w:iCs/>
+        </w:rPr>
+        <w:t xml:space="preserve"> -----</w:t>
+      </w:r>
+    </w:p>
+    <w:p>
+      <w:pPr>
+        <w:rPr>
+          <w:i/>
+          <w:iCs/>
+        </w:rPr>
+      </w:pPr>
+      <w:r>
+        <w:rPr>
+          <w:i/>
+          <w:iCs/>
+        </w:rPr>
+        <w:t xml:space="preserve"> 0   번호               54073 non-</w:t>
+      </w:r>
+      <w:proofErr w:type="gramStart"/>
+      <w:r>
+        <w:rPr>
+          <w:i/>
+          <w:iCs/>
+        </w:rPr>
+        <w:t>null  int</w:t>
+      </w:r>
+      <w:proofErr w:type="gramEnd"/>
+      <w:r>
+        <w:rPr>
+          <w:i/>
+          <w:iCs/>
+        </w:rPr>
+        <w:t>64</w:t>
+      </w:r>
+    </w:p>
+    <w:p>
+      <w:pPr>
+        <w:rPr>
+          <w:i/>
+          <w:iCs/>
+        </w:rPr>
+      </w:pPr>
+      <w:r>
+        <w:rPr>
+          <w:i/>
+          <w:iCs/>
+        </w:rPr>
+        <w:t xml:space="preserve"> 1   개방서비스명           54073 non-</w:t>
+      </w:r>
+      <w:proofErr w:type="gramStart"/>
+      <w:r>
+        <w:rPr>
+          <w:i/>
+          <w:iCs/>
+        </w:rPr>
+        <w:t>null  object</w:t>
+      </w:r>
+      <w:proofErr w:type="gramEnd"/>
+    </w:p>
+    <w:p>
+      <w:pPr>
+        <w:rPr>
+          <w:i/>
+          <w:iCs/>
+        </w:rPr>
+      </w:pPr>
+      <w:r>
+        <w:rPr>
+          <w:i/>
+          <w:iCs/>
+        </w:rPr>
+        <w:t xml:space="preserve"> 2   </w:t>
+      </w:r>
+      <w:proofErr w:type="spellStart"/>
+      <w:r>
+        <w:rPr>
+          <w:i/>
+          <w:iCs/>
+        </w:rPr>
+        <w:t>개방서비스아이디</w:t>
+      </w:r>
+      <w:proofErr w:type="spellEnd"/>
+      <w:r>
+        <w:rPr>
+          <w:i/>
+          <w:iCs/>
+        </w:rPr>
+        <w:t xml:space="preserve">         54073 non-</w:t>
+      </w:r>
+      <w:proofErr w:type="gramStart"/>
+      <w:r>
+        <w:rPr>
+          <w:i/>
+          <w:iCs/>
+        </w:rPr>
+        <w:t>null  object</w:t>
+      </w:r>
+      <w:proofErr w:type="gramEnd"/>
+    </w:p>
+    <w:p>
+      <w:pPr>
+        <w:rPr>
+          <w:i/>
+          <w:iCs/>
+        </w:rPr>
+      </w:pPr>
+      <w:r>
+        <w:rPr>
+          <w:i/>
+          <w:iCs/>
+        </w:rPr>
+        <w:t xml:space="preserve"> 3   개방자치단체코드         54073 non-</w:t>
+      </w:r>
+      <w:proofErr w:type="gramStart"/>
+      <w:r>
+        <w:rPr>
+          <w:i/>
+          <w:iCs/>
+        </w:rPr>
+        <w:t>null  int</w:t>
+      </w:r>
+      <w:proofErr w:type="gramEnd"/>
+      <w:r>
+        <w:rPr>
+          <w:i/>
+          <w:iCs/>
+        </w:rPr>
+        <w:t>64</w:t>
+      </w:r>
+    </w:p>
+    <w:p>
+      <w:pPr>
+        <w:rPr>
+          <w:i/>
+          <w:iCs/>
+        </w:rPr>
+      </w:pPr>
+      <w:r>
+        <w:rPr>
+          <w:i/>
+          <w:iCs/>
+        </w:rPr>
+        <w:t xml:space="preserve"> 4   관리번호             54073 non-</w:t>
+      </w:r>
+      <w:proofErr w:type="gramStart"/>
+      <w:r>
+        <w:rPr>
+          <w:i/>
+          <w:iCs/>
+        </w:rPr>
+        <w:t>null  int</w:t>
+      </w:r>
+      <w:proofErr w:type="gramEnd"/>
+      <w:r>
+        <w:rPr>
+          <w:i/>
+          <w:iCs/>
+        </w:rPr>
+        <w:t>64</w:t>
+      </w:r>
+    </w:p>
+    <w:p>
+      <w:pPr>
+        <w:rPr>
+          <w:i/>
+          <w:iCs/>
+        </w:rPr>
+      </w:pPr>
+      <w:r>
+        <w:rPr>
+          <w:i/>
+          <w:iCs/>
+        </w:rPr>
+        <w:t xml:space="preserve"> 5   인허가일자            54073 non-</w:t>
+      </w:r>
+      <w:proofErr w:type="gramStart"/>
+      <w:r>
+        <w:rPr>
+          <w:i/>
+          <w:iCs/>
+        </w:rPr>
+        <w:t>null  object</w:t>
+      </w:r>
+      <w:proofErr w:type="gramEnd"/>
+    </w:p>
+    <w:p>
+      <w:pPr>
+        <w:rPr>
+          <w:i/>
+          <w:iCs/>
+        </w:rPr>
+      </w:pPr>
+      <w:r>
+        <w:rPr>
+          <w:i/>
+          <w:iCs/>
+        </w:rPr>
+        <w:t xml:space="preserve"> 6   인허가취소일자          693 non-null    object</w:t>
+      </w:r>
+    </w:p>
+    <w:p>
+      <w:pPr>
+        <w:rPr>
+          <w:i/>
+          <w:iCs/>
+        </w:rPr>
+      </w:pPr>
+      <w:r>
+        <w:rPr>
+          <w:i/>
+          <w:iCs/>
+        </w:rPr>
+        <w:t xml:space="preserve"> 7   영업상태구분코드         54073 non-</w:t>
+      </w:r>
+      <w:proofErr w:type="gramStart"/>
+      <w:r>
+        <w:rPr>
+          <w:i/>
+          <w:iCs/>
+        </w:rPr>
+        <w:t>null  int</w:t>
+      </w:r>
+      <w:proofErr w:type="gramEnd"/>
+      <w:r>
+        <w:rPr>
+          <w:i/>
+          <w:iCs/>
+        </w:rPr>
+        <w:t>64</w:t>
+      </w:r>
+    </w:p>
+    <w:p>
+      <w:pPr>
+        <w:rPr>
+          <w:i/>
+          <w:iCs/>
+        </w:rPr>
+      </w:pPr>
+      <w:r>
+        <w:rPr>
+          <w:i/>
+          <w:iCs/>
+        </w:rPr>
+        <w:t xml:space="preserve"> 8   영업상태명            54073 non-</w:t>
+      </w:r>
+      <w:proofErr w:type="gramStart"/>
+      <w:r>
+        <w:rPr>
+          <w:i/>
+          <w:iCs/>
+        </w:rPr>
+        <w:t>null  object</w:t>
+      </w:r>
+      <w:proofErr w:type="gramEnd"/>
+    </w:p>
+    <w:p>
+      <w:pPr>
+        <w:rPr>
+          <w:i/>
+          <w:iCs/>
+        </w:rPr>
+      </w:pPr>
+      <w:r>
+        <w:rPr>
+          <w:i/>
+          <w:iCs/>
+        </w:rPr>
+        <w:lastRenderedPageBreak/>
+        <w:t xml:space="preserve"> 9   상세영업상태코드         54073 non-</w:t>
+      </w:r>
+      <w:proofErr w:type="gramStart"/>
+      <w:r>
+        <w:rPr>
+          <w:i/>
+          <w:iCs/>
+        </w:rPr>
+        <w:t>null  int</w:t>
+      </w:r>
+      <w:proofErr w:type="gramEnd"/>
+      <w:r>
+        <w:rPr>
+          <w:i/>
+          <w:iCs/>
+        </w:rPr>
+        <w:t>64</w:t>
+      </w:r>
+    </w:p>
+    <w:p>
+      <w:pPr>
+        <w:rPr>
+          <w:i/>
+          <w:iCs/>
+        </w:rPr>
+      </w:pPr>
+      <w:r>
+        <w:rPr>
+          <w:i/>
+          <w:iCs/>
+        </w:rPr>
+        <w:t xml:space="preserve"> </w:t>
+      </w:r>
+      <w:proofErr w:type="gramStart"/>
+      <w:r>
+        <w:rPr>
+          <w:i/>
+          <w:iCs/>
+        </w:rPr>
+        <w:t>10  상세영업상태명</w:t>
+      </w:r>
+      <w:proofErr w:type="gramEnd"/>
+      <w:r>
+        <w:rPr>
+          <w:i/>
+          <w:iCs/>
+        </w:rPr>
+        <w:t xml:space="preserve">          54073 non-</w:t>
+      </w:r>
+      <w:proofErr w:type="gramStart"/>
+      <w:r>
+        <w:rPr>
+          <w:i/>
+          <w:iCs/>
+        </w:rPr>
+        <w:t>null  object</w:t>
+      </w:r>
+      <w:proofErr w:type="gramEnd"/>
+    </w:p>
+    <w:p>
+      <w:pPr>
+        <w:rPr>
+          <w:i/>
+          <w:iCs/>
+        </w:rPr>
+      </w:pPr>
+      <w:r>
+        <w:rPr>
+          <w:i/>
+          <w:iCs/>
+        </w:rPr>
+        <w:t xml:space="preserve"> </w:t>
+      </w:r>
+      <w:proofErr w:type="gramStart"/>
+      <w:r>
+        <w:rPr>
+          <w:i/>
+          <w:iCs/>
+        </w:rPr>
+        <w:t>11  폐업일자</w:t>
+      </w:r>
+      <w:proofErr w:type="gramEnd"/>
+      <w:r>
+        <w:rPr>
+          <w:i/>
+          <w:iCs/>
+        </w:rPr>
+        <w:t xml:space="preserve">             10734 non-</w:t>
+      </w:r>
+      <w:proofErr w:type="gramStart"/>
+      <w:r>
+        <w:rPr>
+          <w:i/>
+          <w:iCs/>
+        </w:rPr>
+        <w:t>null  object</w:t>
+      </w:r>
+      <w:proofErr w:type="gramEnd"/>
+    </w:p>
+    <w:p>
+      <w:pPr>
+        <w:rPr>
+          <w:i/>
+          <w:iCs/>
+        </w:rPr>
+      </w:pPr>
+      <w:r>
+        <w:rPr>
+          <w:i/>
+          <w:iCs/>
+        </w:rPr>
+        <w:t xml:space="preserve"> </w:t>
+      </w:r>
+      <w:proofErr w:type="gramStart"/>
+      <w:r>
+        <w:rPr>
+          <w:i/>
+          <w:iCs/>
+        </w:rPr>
+        <w:t>12  휴업시작일자</w:t>
+      </w:r>
+      <w:proofErr w:type="gramEnd"/>
+      <w:r>
+        <w:rPr>
+          <w:i/>
+          <w:iCs/>
+        </w:rPr>
+        <w:t xml:space="preserve">           161 non-null    object</w:t>
+      </w:r>
+    </w:p>
+    <w:p>
+      <w:pPr>
+        <w:rPr>
+          <w:i/>
+          <w:iCs/>
+        </w:rPr>
+      </w:pPr>
+      <w:r>
+        <w:rPr>
+          <w:i/>
+          <w:iCs/>
+        </w:rPr>
+        <w:t xml:space="preserve"> </w:t>
+      </w:r>
+      <w:proofErr w:type="gramStart"/>
+      <w:r>
+        <w:rPr>
+          <w:i/>
+          <w:iCs/>
+        </w:rPr>
+        <w:t>13  휴업종료일자</w:t>
+      </w:r>
+      <w:proofErr w:type="gramEnd"/>
+      <w:r>
+        <w:rPr>
+          <w:i/>
+          <w:iCs/>
+        </w:rPr>
+        <w:t xml:space="preserve">           161 non-null    object</w:t>
+      </w:r>
+    </w:p>
+    <w:p>
+      <w:pPr>
+        <w:rPr>
+          <w:i/>
+          <w:iCs/>
+        </w:rPr>
+      </w:pPr>
+      <w:r>
+        <w:rPr>
+          <w:i/>
+          <w:iCs/>
+        </w:rPr>
+        <w:t xml:space="preserve"> </w:t>
+      </w:r>
+      <w:proofErr w:type="gramStart"/>
+      <w:r>
+        <w:rPr>
+          <w:i/>
+          <w:iCs/>
+        </w:rPr>
+        <w:t>14  재개업일자</w:t>
+      </w:r>
+      <w:proofErr w:type="gramEnd"/>
+      <w:r>
+        <w:rPr>
+          <w:i/>
+          <w:iCs/>
+        </w:rPr>
+        <w:t xml:space="preserve">            58 non-null     object</w:t>
+      </w:r>
+    </w:p>
+    <w:p>
+      <w:pPr>
+        <w:rPr>
+          <w:i/>
+          <w:iCs/>
+        </w:rPr>
+      </w:pPr>
+      <w:r>
+        <w:rPr>
+          <w:i/>
+          <w:iCs/>
+        </w:rPr>
+        <w:t xml:space="preserve"> </w:t>
+      </w:r>
+      <w:proofErr w:type="gramStart"/>
+      <w:r>
+        <w:rPr>
+          <w:i/>
+          <w:iCs/>
+        </w:rPr>
+        <w:t>15  소재지전화</w:t>
+      </w:r>
+      <w:proofErr w:type="gramEnd"/>
+      <w:r>
+        <w:rPr>
+          <w:i/>
+          <w:iCs/>
+        </w:rPr>
+        <w:t xml:space="preserve">            15729 non-</w:t>
+      </w:r>
+      <w:proofErr w:type="gramStart"/>
+      <w:r>
+        <w:rPr>
+          <w:i/>
+          <w:iCs/>
+        </w:rPr>
+        <w:t>null  object</w:t>
+      </w:r>
+      <w:proofErr w:type="gramEnd"/>
+    </w:p>
+    <w:p>
+      <w:pPr>
+        <w:rPr>
+          <w:i/>
+          <w:iCs/>
+        </w:rPr>
+      </w:pPr>
+      <w:r>
+        <w:rPr>
+          <w:i/>
+          <w:iCs/>
+        </w:rPr>
+        <w:t xml:space="preserve"> </w:t>
+      </w:r>
+      <w:proofErr w:type="gramStart"/>
+      <w:r>
+        <w:rPr>
+          <w:i/>
+          <w:iCs/>
+        </w:rPr>
+        <w:t>16  소재지우편번호</w:t>
+      </w:r>
+      <w:proofErr w:type="gramEnd"/>
+      <w:r>
+        <w:rPr>
+          <w:i/>
+          <w:iCs/>
+        </w:rPr>
+        <w:t xml:space="preserve">          5470 non-null   object</w:t>
+      </w:r>
+    </w:p>
+    <w:p>
+      <w:pPr>
+        <w:rPr>
+          <w:i/>
+          <w:iCs/>
+        </w:rPr>
+      </w:pPr>
+      <w:r>
+        <w:rPr>
+          <w:i/>
+          <w:iCs/>
+        </w:rPr>
+        <w:t xml:space="preserve"> </w:t>
+      </w:r>
+      <w:proofErr w:type="gramStart"/>
+      <w:r>
+        <w:rPr>
+          <w:i/>
+          <w:iCs/>
+        </w:rPr>
+        <w:t>17  소재지전체주소</w:t>
+      </w:r>
+      <w:proofErr w:type="gramEnd"/>
+      <w:r>
+        <w:rPr>
+          <w:i/>
+          <w:iCs/>
+        </w:rPr>
+        <w:t xml:space="preserve">          48151 non-</w:t>
+      </w:r>
+      <w:proofErr w:type="gramStart"/>
+      <w:r>
+        <w:rPr>
+          <w:i/>
+          <w:iCs/>
+        </w:rPr>
+        <w:t>null  object</w:t>
+      </w:r>
+      <w:proofErr w:type="gramEnd"/>
+    </w:p>
+    <w:p>
+      <w:pPr>
+        <w:rPr>
+          <w:i/>
+          <w:iCs/>
+        </w:rPr>
+      </w:pPr>
+      <w:r>
+        <w:rPr>
+          <w:i/>
+          <w:iCs/>
+        </w:rPr>
+        <w:t xml:space="preserve"> </w:t>
+      </w:r>
+      <w:proofErr w:type="gramStart"/>
+      <w:r>
+        <w:rPr>
+          <w:i/>
+          <w:iCs/>
+        </w:rPr>
+        <w:t xml:space="preserve">18  </w:t>
+      </w:r>
+      <w:proofErr w:type="spellStart"/>
+      <w:r>
+        <w:rPr>
+          <w:i/>
+          <w:iCs/>
+        </w:rPr>
+        <w:t>도로명전체주소</w:t>
+      </w:r>
+      <w:proofErr w:type="spellEnd"/>
+      <w:proofErr w:type="gramEnd"/>
+      <w:r>
+        <w:rPr>
+          <w:i/>
+          <w:iCs/>
+        </w:rPr>
+        <w:t xml:space="preserve">          51041 non-</w:t>
+      </w:r>
+      <w:proofErr w:type="gramStart"/>
+      <w:r>
+        <w:rPr>
+          <w:i/>
+          <w:iCs/>
+        </w:rPr>
+        <w:t>null  object</w:t>
+      </w:r>
+      <w:proofErr w:type="gramEnd"/>
+    </w:p>
+    <w:p>
+      <w:pPr>
+        <w:rPr>
+          <w:i/>
+          <w:iCs/>
+        </w:rPr>
+      </w:pPr>
+      <w:r>
+        <w:rPr>
+          <w:i/>
+          <w:iCs/>
+        </w:rPr>
+        <w:t xml:space="preserve"> </w:t>
+      </w:r>
+      <w:proofErr w:type="gramStart"/>
+      <w:r>
+        <w:rPr>
+          <w:i/>
+          <w:iCs/>
+        </w:rPr>
+        <w:t xml:space="preserve">19  </w:t>
+      </w:r>
+      <w:proofErr w:type="spellStart"/>
+      <w:r>
+        <w:rPr>
+          <w:i/>
+          <w:iCs/>
+        </w:rPr>
+        <w:t>도로명우편번호</w:t>
+      </w:r>
+      <w:proofErr w:type="spellEnd"/>
+      <w:proofErr w:type="gramEnd"/>
+      <w:r>
+        <w:rPr>
+          <w:i/>
+          <w:iCs/>
+        </w:rPr>
+        <w:t xml:space="preserve">          47442 non-</w:t>
+      </w:r>
+      <w:proofErr w:type="gramStart"/>
+      <w:r>
+        <w:rPr>
+          <w:i/>
+          <w:iCs/>
+        </w:rPr>
+        <w:t>null  object</w:t>
+      </w:r>
+      <w:proofErr w:type="gramEnd"/>
+    </w:p>
+    <w:p>
+      <w:pPr>
+        <w:rPr>
+          <w:i/>
+          <w:iCs/>
+        </w:rPr>
+      </w:pPr>
+      <w:r>
+        <w:rPr>
+          <w:i/>
+          <w:iCs/>
+        </w:rPr>
+        <w:t xml:space="preserve"> </w:t>
+      </w:r>
+      <w:proofErr w:type="gramStart"/>
+      <w:r>
+        <w:rPr>
+          <w:i/>
+          <w:iCs/>
+        </w:rPr>
+        <w:t>20  사업장명</w:t>
+      </w:r>
+      <w:proofErr w:type="gramEnd"/>
+      <w:r>
+        <w:rPr>
+          <w:i/>
+          <w:iCs/>
+        </w:rPr>
+        <w:t xml:space="preserve">             54073 non-</w:t>
+      </w:r>
+      <w:proofErr w:type="gramStart"/>
+      <w:r>
+        <w:rPr>
+          <w:i/>
+          <w:iCs/>
+        </w:rPr>
+        <w:t>null  object</w:t>
+      </w:r>
+      <w:proofErr w:type="gramEnd"/>
+    </w:p>
+    <w:p>
+      <w:pPr>
+        <w:rPr>
+          <w:i/>
+          <w:iCs/>
+        </w:rPr>
+      </w:pPr>
+      <w:r>
+        <w:rPr>
+          <w:i/>
+          <w:iCs/>
+        </w:rPr>
+        <w:t xml:space="preserve"> </w:t>
+      </w:r>
+      <w:proofErr w:type="gramStart"/>
+      <w:r>
+        <w:rPr>
+          <w:i/>
+          <w:iCs/>
+        </w:rPr>
+        <w:t>21  최종수정시점</w:t>
+      </w:r>
+      <w:proofErr w:type="gramEnd"/>
+      <w:r>
+        <w:rPr>
+          <w:i/>
+          <w:iCs/>
+        </w:rPr>
+        <w:t xml:space="preserve">           54073 non-</w:t>
+      </w:r>
+      <w:proofErr w:type="gramStart"/>
+      <w:r>
+        <w:rPr>
+          <w:i/>
+          <w:iCs/>
+        </w:rPr>
+        <w:t>null  object</w:t>
+      </w:r>
+      <w:proofErr w:type="gramEnd"/>
+    </w:p>
+    <w:p>
+      <w:pPr>
+        <w:rPr>
+          <w:i/>
+          <w:iCs/>
+        </w:rPr>
+      </w:pPr>
+      <w:r>
+        <w:rPr>
+          <w:i/>
+          <w:iCs/>
+        </w:rPr>
+        <w:t xml:space="preserve"> </w:t>
+      </w:r>
+      <w:proofErr w:type="gramStart"/>
+      <w:r>
+        <w:rPr>
+          <w:i/>
+          <w:iCs/>
+        </w:rPr>
+        <w:t xml:space="preserve">22  </w:t>
+      </w:r>
+      <w:proofErr w:type="spellStart"/>
+      <w:r>
+        <w:rPr>
+          <w:i/>
+          <w:iCs/>
+        </w:rPr>
+        <w:t>데이터갱신구분</w:t>
+      </w:r>
+      <w:proofErr w:type="spellEnd"/>
+      <w:proofErr w:type="gramEnd"/>
+      <w:r>
+        <w:rPr>
+          <w:i/>
+          <w:iCs/>
+        </w:rPr>
+        <w:t xml:space="preserve">          54073 non-</w:t>
+      </w:r>
+      <w:proofErr w:type="gramStart"/>
+      <w:r>
+        <w:rPr>
+          <w:i/>
+          <w:iCs/>
+        </w:rPr>
+        <w:t>null  object</w:t>
+      </w:r>
+      <w:proofErr w:type="gramEnd"/>
+    </w:p>
+    <w:p>
+      <w:pPr>
+        <w:rPr>
+          <w:i/>
+          <w:iCs/>
+        </w:rPr>
+      </w:pPr>
+      <w:r>
+        <w:rPr>
+          <w:i/>
+          <w:iCs/>
+        </w:rPr>
+        <w:t xml:space="preserve"> </w:t>
+      </w:r>
+      <w:proofErr w:type="gramStart"/>
+      <w:r>
+        <w:rPr>
+          <w:i/>
+          <w:iCs/>
+        </w:rPr>
+        <w:t xml:space="preserve">23  </w:t>
+      </w:r>
+      <w:proofErr w:type="spellStart"/>
+      <w:r>
+        <w:rPr>
+          <w:i/>
+          <w:iCs/>
+        </w:rPr>
+        <w:t>데이터갱신일자</w:t>
+      </w:r>
+      <w:proofErr w:type="spellEnd"/>
+      <w:proofErr w:type="gramEnd"/>
+      <w:r>
+        <w:rPr>
+          <w:i/>
+          <w:iCs/>
+        </w:rPr>
+        <w:t xml:space="preserve">          54073 non-</w:t>
+      </w:r>
+      <w:proofErr w:type="gramStart"/>
+      <w:r>
+        <w:rPr>
+          <w:i/>
+          <w:iCs/>
+        </w:rPr>
+        <w:t>null  object</w:t>
+      </w:r>
+      <w:proofErr w:type="gramEnd"/>
+    </w:p>
+    <w:p>
+      <w:pPr>
+        <w:rPr>
+          <w:i/>
+          <w:iCs/>
+        </w:rPr>
+      </w:pPr>
+      <w:r>
+        <w:rPr>
+          <w:i/>
+          <w:iCs/>
+        </w:rPr>
+        <w:t xml:space="preserve"> </w:t>
+      </w:r>
+      <w:proofErr w:type="gramStart"/>
+      <w:r>
+        <w:rPr>
+          <w:i/>
+          <w:iCs/>
+        </w:rPr>
+        <w:t>24  업태구분명</w:t>
+      </w:r>
+      <w:proofErr w:type="gramEnd"/>
+      <w:r>
+        <w:rPr>
+          <w:i/>
+          <w:iCs/>
+        </w:rPr>
+        <w:t xml:space="preserve">            54073 non-</w:t>
+      </w:r>
+      <w:proofErr w:type="gramStart"/>
+      <w:r>
+        <w:rPr>
+          <w:i/>
+          <w:iCs/>
+        </w:rPr>
+        <w:t>null  object</w:t>
+      </w:r>
+      <w:proofErr w:type="gramEnd"/>
+    </w:p>
+    <w:p>
+      <w:pPr>
+        <w:rPr>
+          <w:i/>
+          <w:iCs/>
+        </w:rPr>
+      </w:pPr>
+      <w:r>
+        <w:rPr>
+          <w:i/>
+          <w:iCs/>
+        </w:rPr>
+        <w:t xml:space="preserve"> </w:t>
+      </w:r>
+      <w:proofErr w:type="gramStart"/>
+      <w:r>
+        <w:rPr>
+          <w:i/>
+          <w:iCs/>
+        </w:rPr>
+        <w:t>25  좌표정보</w:t>
+      </w:r>
+      <w:proofErr w:type="gramEnd"/>
+      <w:r>
+        <w:rPr>
+          <w:i/>
+          <w:iCs/>
+        </w:rPr>
+        <w:t>x(epsg5174</w:t>
+      </w:r>
+      <w:proofErr w:type="gramStart"/>
+      <w:r>
+        <w:rPr>
+          <w:i/>
+          <w:iCs/>
+        </w:rPr>
+        <w:t>)  51582</w:t>
+      </w:r>
+      <w:proofErr w:type="gramEnd"/>
+      <w:r>
+        <w:rPr>
+          <w:i/>
+          <w:iCs/>
+        </w:rPr>
+        <w:t xml:space="preserve"> non-</w:t>
+      </w:r>
+      <w:proofErr w:type="gramStart"/>
+      <w:r>
+        <w:rPr>
+          <w:i/>
+          <w:iCs/>
+        </w:rPr>
+        <w:t>null  float</w:t>
+      </w:r>
+      <w:proofErr w:type="gramEnd"/>
+      <w:r>
+        <w:rPr>
+          <w:i/>
+          <w:iCs/>
+        </w:rPr>
+        <w:t>64</w:t>
+      </w:r>
+    </w:p>
+    <w:p>
+      <w:pPr>
+        <w:rPr>
+          <w:i/>
+          <w:iCs/>
+        </w:rPr>
+      </w:pPr>
+      <w:r>
+        <w:rPr>
+          <w:i/>
+          <w:iCs/>
+        </w:rPr>
+        <w:t xml:space="preserve"> </w:t>
+      </w:r>
+      <w:proofErr w:type="gramStart"/>
+      <w:r>
+        <w:rPr>
+          <w:i/>
+          <w:iCs/>
+        </w:rPr>
+        <w:t>26  좌표정보</w:t>
+      </w:r>
+      <w:proofErr w:type="gramEnd"/>
+      <w:r>
+        <w:rPr>
+          <w:i/>
+          <w:iCs/>
+        </w:rPr>
+        <w:t>y(epsg5174</w:t>
+      </w:r>
+      <w:proofErr w:type="gramStart"/>
+      <w:r>
+        <w:rPr>
+          <w:i/>
+          <w:iCs/>
+        </w:rPr>
+        <w:t>)  51582</w:t>
+      </w:r>
+      <w:proofErr w:type="gramEnd"/>
+      <w:r>
+        <w:rPr>
+          <w:i/>
+          <w:iCs/>
+        </w:rPr>
+        <w:t xml:space="preserve"> non-</w:t>
+      </w:r>
+      <w:proofErr w:type="gramStart"/>
+      <w:r>
+        <w:rPr>
+          <w:i/>
+          <w:iCs/>
+        </w:rPr>
+        <w:t>null  float</w:t>
+      </w:r>
+      <w:proofErr w:type="gramEnd"/>
+      <w:r>
+        <w:rPr>
+          <w:i/>
+          <w:iCs/>
+        </w:rPr>
+        <w:t>64</w:t>
+      </w:r>
+    </w:p>
+    <w:p>
+      <w:pPr>
+        <w:rPr>
+          <w:i/>
+          <w:iCs/>
+        </w:rPr>
+      </w:pPr>
+      <w:r>
+        <w:rPr>
+          <w:i/>
+          <w:iCs/>
+        </w:rPr>
+        <w:t xml:space="preserve"> </w:t>
+      </w:r>
+      <w:proofErr w:type="gramStart"/>
+      <w:r>
+        <w:rPr>
+          <w:i/>
+          <w:iCs/>
+        </w:rPr>
+        <w:t>27  자산규모</w:t>
+      </w:r>
+      <w:proofErr w:type="gramEnd"/>
+      <w:r>
+        <w:rPr>
+          <w:i/>
+          <w:iCs/>
+        </w:rPr>
+        <w:t xml:space="preserve">             54073 non-</w:t>
+      </w:r>
+      <w:proofErr w:type="gramStart"/>
+      <w:r>
+        <w:rPr>
+          <w:i/>
+          <w:iCs/>
+        </w:rPr>
+        <w:t>null  int</w:t>
+      </w:r>
+      <w:proofErr w:type="gramEnd"/>
+      <w:r>
+        <w:rPr>
+          <w:i/>
+          <w:iCs/>
+        </w:rPr>
+        <w:t>64</w:t>
+      </w:r>
+    </w:p>
+    <w:p>
+      <w:pPr>
+        <w:rPr>
+          <w:i/>
+          <w:iCs/>
+        </w:rPr>
+      </w:pPr>
+      <w:r>
+        <w:rPr>
+          <w:i/>
+          <w:iCs/>
+        </w:rPr>
+        <w:t xml:space="preserve"> </w:t>
+      </w:r>
+      <w:proofErr w:type="gramStart"/>
+      <w:r>
+        <w:rPr>
+          <w:i/>
+          <w:iCs/>
+        </w:rPr>
+        <w:t>28  부채총액</w:t>
+      </w:r>
+      <w:proofErr w:type="gramEnd"/>
+      <w:r>
+        <w:rPr>
+          <w:i/>
+          <w:iCs/>
+        </w:rPr>
+        <w:t xml:space="preserve">             54073 non-</w:t>
+      </w:r>
+      <w:proofErr w:type="gramStart"/>
+      <w:r>
+        <w:rPr>
+          <w:i/>
+          <w:iCs/>
+        </w:rPr>
+        <w:t>null  int</w:t>
+      </w:r>
+      <w:proofErr w:type="gramEnd"/>
+      <w:r>
+        <w:rPr>
+          <w:i/>
+          <w:iCs/>
+        </w:rPr>
+        <w:t>64</w:t>
+      </w:r>
+    </w:p>
+    <w:p>
+      <w:pPr>
+        <w:rPr>
+          <w:i/>
+          <w:iCs/>
+        </w:rPr>
+      </w:pPr>
+      <w:r>
+        <w:rPr>
+          <w:i/>
+          <w:iCs/>
+        </w:rPr>
+        <w:t xml:space="preserve"> </w:t>
+      </w:r>
+      <w:proofErr w:type="gramStart"/>
+      <w:r>
+        <w:rPr>
+          <w:i/>
+          <w:iCs/>
+        </w:rPr>
+        <w:t>29  자본금</w:t>
+      </w:r>
+      <w:proofErr w:type="gramEnd"/>
+      <w:r>
+        <w:rPr>
+          <w:i/>
+          <w:iCs/>
+        </w:rPr>
+        <w:t xml:space="preserve">              54073 non-</w:t>
+      </w:r>
+      <w:proofErr w:type="gramStart"/>
+      <w:r>
+        <w:rPr>
+          <w:i/>
+          <w:iCs/>
+        </w:rPr>
+        <w:t>null  int</w:t>
+      </w:r>
+      <w:proofErr w:type="gramEnd"/>
+      <w:r>
+        <w:rPr>
+          <w:i/>
+          <w:iCs/>
+        </w:rPr>
+        <w:t>64</w:t>
+      </w:r>
+    </w:p>
+    <w:p>
+      <w:pPr>
+        <w:rPr>
+          <w:i/>
+          <w:iCs/>
+        </w:rPr>
+      </w:pPr>
+      <w:r>
+        <w:rPr>
+          <w:i/>
+          <w:iCs/>
+        </w:rPr>
+        <w:t xml:space="preserve"> </w:t>
+      </w:r>
+      <w:proofErr w:type="gramStart"/>
+      <w:r>
+        <w:rPr>
+          <w:i/>
+          <w:iCs/>
+        </w:rPr>
+        <w:t>30  판매방식명</w:t>
+      </w:r>
+      <w:proofErr w:type="gramEnd"/>
+      <w:r>
+        <w:rPr>
+          <w:i/>
+          <w:iCs/>
+        </w:rPr>
+        <w:t xml:space="preserve">            52690 non-</w:t>
+      </w:r>
+      <w:proofErr w:type="gramStart"/>
+      <w:r>
+        <w:rPr>
+          <w:i/>
+          <w:iCs/>
+        </w:rPr>
+        <w:t>null  object</w:t>
+      </w:r>
+      <w:proofErr w:type="gramEnd"/>
+    </w:p>
+    <w:p>
+      <w:pPr>
+        <w:rPr>
+          <w:i/>
+          <w:iCs/>
+        </w:rPr>
+      </w:pPr>
+      <w:proofErr w:type="spellStart"/>
+      <w:r>
+        <w:rPr>
+          <w:i/>
+          <w:iCs/>
+        </w:rPr>
+        <w:t>dtypes</w:t>
+      </w:r>
+      <w:proofErr w:type="spellEnd"/>
+      <w:r>
+        <w:rPr>
+          <w:i/>
+          <w:iCs/>
+        </w:rPr>
+        <w:t xml:space="preserve">: float64(2), int64(8), </w:t>
+      </w:r>
+      <w:proofErr w:type="gramStart"/>
+      <w:r>
+        <w:rPr>
+          <w:i/>
+          <w:iCs/>
+        </w:rPr>
+        <w:t>object(</w:t>
+      </w:r>
+      <w:proofErr w:type="gramEnd"/>
+      <w:r>
+        <w:rPr>
+          <w:i/>
+          <w:iCs/>
+        </w:rPr>
+        <w:t>21)</w:t>
+      </w:r>
+    </w:p>
+    <w:p>
+      <w:pPr>
+        <w:rPr>
+          <w:i/>
+          <w:iCs/>
+        </w:rPr>
+      </w:pPr>
+      <w:r>
+        <w:rPr>
+          <w:i/>
+          <w:iCs/>
+        </w:rPr>
+        <w:t>memory usage: 12.8+ MB</w:t>
+      </w:r>
+    </w:p>
+    <w:p>
+      <w:pPr>
+        <w:rPr>
+          <w:i/>
+          <w:iCs/>
+        </w:rPr>
+      </w:pPr>
+      <w:r>
+        <w:rPr>
+          <w:rFonts w:hint="eastAsia"/>
+          <w:i/>
+          <w:iCs/>
+        </w:rPr>
+        <w:t>강원도 통신판매업 현황</w:t>
+      </w:r>
+    </w:p>
+    <w:p>
+      <w:pPr>
+        <w:rPr>
+          <w:rFonts w:hint="eastAsia"/>
+        </w:rPr>
+      </w:pPr>
+      <w:r>
+        <w:lastRenderedPageBreak/>
+        <w:drawing>
+          <wp:inline distT="0" distB="0" distL="0" distR="0" wp14:anchorId="295FC132" wp14:editId="29530051">
+            <wp:extent cx="5731510" cy="4483735"/>
+            <wp:effectExtent l="0" t="0" r="2540" b="0"/>
+            <wp:docPr id="1508217757" name="그림 1" descr="텍스트, 스크린샷, 폰트, 도표이(가) 표시된 사진&#10;&#10;AI 생성 콘텐츠는 정확하지 않을 수 있습니다."/>
+            <wp:cNvGraphicFramePr>
+              <a:graphicFrameLocks xmlns:a="http://schemas.openxmlformats.org/drawingml/2006/main" noChangeAspect="1"/>
+            </wp:cNvGraphicFramePr>
+            <a:graphic xmlns:a="http://schemas.openxmlformats.org/drawingml/2006/main">
+              <a:graphicData uri="http://schemas.openxmlformats.org/drawingml/2006/picture">
+                <pic:pic xmlns:pic="http://schemas.openxmlformats.org/drawingml/2006/picture">
+                  <pic:nvPicPr>
+                    <pic:cNvPr id="1508217757" name="그림 1" descr="텍스트, 스크린샷, 폰트, 도표이(가) 표시된 사진&#10;&#10;AI 생성 콘텐츠는 정확하지 않을 수 있습니다."/>
+                    <pic:cNvPicPr/>
+                  </pic:nvPicPr>
+                  <pic:blipFill>
+                    <a:blip r:embed="rId9"/>
+                    <a:stretch>
+                      <a:fillRect/>
+                    </a:stretch>
+                  </pic:blipFill>
+                  <pic:spPr>
+                    <a:xfrm>
+                      <a:off x="0" y="0"/>
+                      <a:ext cx="5731510" cy="4483735"/>
+                    </a:xfrm>
+                    <a:prstGeom prst="rect">
+                      <a:avLst/>
+                    </a:prstGeom>
+                  </pic:spPr>
+                </pic:pic>
+              </a:graphicData>
+            </a:graphic>
+          </wp:inline>
+        </w:drawing>
       </w:r>
     </w:p>
     <w:sectPr>
@@ -385,6 +3317,56 @@
     </w:sectPr>
   </w:body>
 </w:document>
+</file>
+
+<file path=word/endnotes.xml><?xml version="1.0" encoding="utf-8"?>
+<w:endnotes xmlns:wpc="http://schemas.microsoft.com/office/word/2010/wordprocessingCanvas" xmlns:cx="http://schemas.microsoft.com/office/drawing/2014/chartex" xmlns:cx1="http://schemas.microsoft.com/office/drawing/2015/9/8/chartex" xmlns:cx2="http://schemas.microsoft.com/office/drawing/2015/10/21/chartex" xmlns:cx3="http://schemas.microsoft.com/office/drawing/2016/5/9/chartex" xmlns:cx4="http://schemas.microsoft.com/office/drawing/2016/5/10/chartex" xmlns:cx5="http://schemas.microsoft.com/office/drawing/2016/5/11/chartex" xmlns:cx6="http://schemas.microsoft.com/office/drawing/2016/5/12/chartex" xmlns:cx7="http://schemas.microsoft.com/office/drawing/2016/5/13/chartex" xmlns:cx8="http://schemas.microsoft.com/office/drawing/2016/5/14/chartex" xmlns:mc="http://schemas.openxmlformats.org/markup-compatibility/2006" xmlns:aink="http://schemas.microsoft.com/office/drawing/2016/ink" xmlns:am3d="http://schemas.microsoft.com/office/drawing/2017/model3d" xmlns:o="urn:schemas-microsoft-com:office:office" xmlns:oel="http://schemas.microsoft.com/office/2019/extlst" xmlns:r="http://schemas.openxmlformats.org/officeDocument/2006/relationships" xmlns:m="http://schemas.openxmlformats.org/officeDocument/2006/math" xmlns:v="urn:schemas-microsoft-com:vml" xmlns:wp14="http://schemas.microsoft.com/office/word/2010/wordprocessingDrawing" xmlns:wp="http://schemas.openxmlformats.org/drawingml/2006/wordprocessingDrawing" xmlns:w10="urn:schemas-microsoft-com:office:word" xmlns:w="http://schemas.openxmlformats.org/wordprocessingml/2006/main" xmlns:w14="http://schemas.microsoft.com/office/word/2010/wordml" xmlns:w15="http://schemas.microsoft.com/office/word/2012/wordml" xmlns:w16cex="http://schemas.microsoft.com/office/word/2018/wordml/cex" xmlns:w16cid="http://schemas.microsoft.com/office/word/2016/wordml/cid" xmlns:w16="http://schemas.microsoft.com/office/word/2018/wordml" xmlns:w16du="http://schemas.microsoft.com/office/word/2023/wordml/word16du" xmlns:w16sdtdh="http://schemas.microsoft.com/office/word/2020/wordml/sdtdatahash" xmlns:w16sdtfl="http://schemas.microsoft.com/office/word/2024/wordml/sdtformatlock" xmlns:w16se="http://schemas.microsoft.com/office/word/2015/wordml/symex" xmlns:wpg="http://schemas.microsoft.com/office/word/2010/wordprocessingGroup" xmlns:wpi="http://schemas.microsoft.com/office/word/2010/wordprocessingInk" xmlns:wne="http://schemas.microsoft.com/office/word/2006/wordml" xmlns:wps="http://schemas.microsoft.com/office/word/2010/wordprocessingShape" mc:Ignorable="w14 w15 w16se w16cid w16 w16cex w16sdtdh w16sdtfl w16du wp14">
+  <w:endnote w:type="separator" w:id="-1">
+    <w:p>
+      <w:pPr>
+        <w:spacing w:after="0"/>
+      </w:pPr>
+      <w:r>
+        <w:separator/>
+      </w:r>
+    </w:p>
+  </w:endnote>
+  <w:endnote w:type="continuationSeparator" w:id="0">
+    <w:p>
+      <w:pPr>
+        <w:spacing w:after="0"/>
+      </w:pPr>
+      <w:r>
+        <w:continuationSeparator/>
+      </w:r>
+    </w:p>
+  </w:endnote>
+</w:endnotes>
+</file>
+
+<file path=word/footnotes.xml><?xml version="1.0" encoding="utf-8"?>
+<w:footnotes xmlns:wpc="http://schemas.microsoft.com/office/word/2010/wordprocessingCanvas" xmlns:cx="http://schemas.microsoft.com/office/drawing/2014/chartex" xmlns:cx1="http://schemas.microsoft.com/office/drawing/2015/9/8/chartex" xmlns:cx2="http://schemas.microsoft.com/office/drawing/2015/10/21/chartex" xmlns:cx3="http://schemas.microsoft.com/office/drawing/2016/5/9/chartex" xmlns:cx4="http://schemas.microsoft.com/office/drawing/2016/5/10/chartex" xmlns:cx5="http://schemas.microsoft.com/office/drawing/2016/5/11/chartex" xmlns:cx6="http://schemas.microsoft.com/office/drawing/2016/5/12/chartex" xmlns:cx7="http://schemas.microsoft.com/office/drawing/2016/5/13/chartex" xmlns:cx8="http://schemas.microsoft.com/office/drawing/2016/5/14/chartex" xmlns:mc="http://schemas.openxmlformats.org/markup-compatibility/2006" xmlns:aink="http://schemas.microsoft.com/office/drawing/2016/ink" xmlns:am3d="http://schemas.microsoft.com/office/drawing/2017/model3d" xmlns:o="urn:schemas-microsoft-com:office:office" xmlns:oel="http://schemas.microsoft.com/office/2019/extlst" xmlns:r="http://schemas.openxmlformats.org/officeDocument/2006/relationships" xmlns:m="http://schemas.openxmlformats.org/officeDocument/2006/math" xmlns:v="urn:schemas-microsoft-com:vml" xmlns:wp14="http://schemas.microsoft.com/office/word/2010/wordprocessingDrawing" xmlns:wp="http://schemas.openxmlformats.org/drawingml/2006/wordprocessingDrawing" xmlns:w10="urn:schemas-microsoft-com:office:word" xmlns:w="http://schemas.openxmlformats.org/wordprocessingml/2006/main" xmlns:w14="http://schemas.microsoft.com/office/word/2010/wordml" xmlns:w15="http://schemas.microsoft.com/office/word/2012/wordml" xmlns:w16cex="http://schemas.microsoft.com/office/word/2018/wordml/cex" xmlns:w16cid="http://schemas.microsoft.com/office/word/2016/wordml/cid" xmlns:w16="http://schemas.microsoft.com/office/word/2018/wordml" xmlns:w16du="http://schemas.microsoft.com/office/word/2023/wordml/word16du" xmlns:w16sdtdh="http://schemas.microsoft.com/office/word/2020/wordml/sdtdatahash" xmlns:w16sdtfl="http://schemas.microsoft.com/office/word/2024/wordml/sdtformatlock" xmlns:w16se="http://schemas.microsoft.com/office/word/2015/wordml/symex" xmlns:wpg="http://schemas.microsoft.com/office/word/2010/wordprocessingGroup" xmlns:wpi="http://schemas.microsoft.com/office/word/2010/wordprocessingInk" xmlns:wne="http://schemas.microsoft.com/office/word/2006/wordml" xmlns:wps="http://schemas.microsoft.com/office/word/2010/wordprocessingShape" mc:Ignorable="w14 w15 w16se w16cid w16 w16cex w16sdtdh w16sdtfl w16du wp14">
+  <w:footnote w:type="separator" w:id="-1">
+    <w:p>
+      <w:pPr>
+        <w:spacing w:after="0"/>
+      </w:pPr>
+      <w:r>
+        <w:separator/>
+      </w:r>
+    </w:p>
+  </w:footnote>
+  <w:footnote w:type="continuationSeparator" w:id="0">
+    <w:p>
+      <w:pPr>
+        <w:spacing w:after="0"/>
+      </w:pPr>
+      <w:r>
+        <w:continuationSeparator/>
+      </w:r>
+    </w:p>
+  </w:footnote>
+</w:footnotes>
 </file>
 
 <file path=word/styles.xml><?xml version="1.0" encoding="utf-8"?>
@@ -994,6 +3976,7 @@
   <w:style w:type="character" w:default="1" w:styleId="a0">
     <w:name w:val="Default Paragraph Font"/>
     <w:uiPriority w:val="1"/>
+    <w:semiHidden/>
     <w:unhideWhenUsed/>
   </w:style>
   <w:style w:type="table" w:default="1" w:styleId="a1">
@@ -1324,6 +4307,50 @@
       <w:color w:val="605E5C"/>
       <w:shd w:val="clear" w:color="auto" w:fill="E1DFDD"/>
     </w:rPr>
+  </w:style>
+  <w:style w:type="paragraph" w:styleId="ac">
+    <w:name w:val="header"/>
+    <w:basedOn w:val="a"/>
+    <w:link w:val="Char3"/>
+    <w:uiPriority w:val="99"/>
+    <w:unhideWhenUsed/>
+    <w:rsid w:val="0034343C"/>
+    <w:pPr>
+      <w:tabs>
+        <w:tab w:val="center" w:pos="4513"/>
+        <w:tab w:val="right" w:pos="9026"/>
+      </w:tabs>
+      <w:snapToGrid w:val="0"/>
+    </w:pPr>
+  </w:style>
+  <w:style w:type="character" w:customStyle="1" w:styleId="Char3">
+    <w:name w:val="머리글 Char"/>
+    <w:basedOn w:val="a0"/>
+    <w:link w:val="ac"/>
+    <w:uiPriority w:val="99"/>
+    <w:rsid w:val="0034343C"/>
+  </w:style>
+  <w:style w:type="paragraph" w:styleId="ad">
+    <w:name w:val="footer"/>
+    <w:basedOn w:val="a"/>
+    <w:link w:val="Char4"/>
+    <w:uiPriority w:val="99"/>
+    <w:unhideWhenUsed/>
+    <w:rsid w:val="0034343C"/>
+    <w:pPr>
+      <w:tabs>
+        <w:tab w:val="center" w:pos="4513"/>
+        <w:tab w:val="right" w:pos="9026"/>
+      </w:tabs>
+      <w:snapToGrid w:val="0"/>
+    </w:pPr>
+  </w:style>
+  <w:style w:type="character" w:customStyle="1" w:styleId="Char4">
+    <w:name w:val="바닥글 Char"/>
+    <w:basedOn w:val="a0"/>
+    <w:link w:val="ad"/>
+    <w:uiPriority w:val="99"/>
+    <w:rsid w:val="0034343C"/>
   </w:style>
 </w:styles>
 </file>
